--- a/src/assets/cv/Lital_Gottlieb_CV.docx
+++ b/src/assets/cv/Lital_Gottlieb_CV.docx
@@ -10,8 +10,6 @@
           <w:rFonts w:ascii="Calibri" w:eastAsia="Calibri" w:hAnsi="Calibri" w:cs="Calibri"/>
         </w:rPr>
       </w:pPr>
-      <w:bookmarkStart w:id="0" w:name="_GoBack"/>
-      <w:bookmarkEnd w:id="0"/>
       <w:r>
         <w:rPr>
           <w:rFonts w:ascii="Calibri" w:eastAsia="Calibri" w:hAnsi="Calibri" w:cs="Calibri"/>
@@ -107,12 +105,14 @@
         </w:rPr>
         <w:br/>
       </w:r>
+      <w:proofErr w:type="gramStart"/>
       <w:r>
         <w:rPr>
           <w:rFonts w:ascii="Calibri" w:eastAsia="Calibri" w:hAnsi="Calibri" w:cs="Calibri"/>
         </w:rPr>
         <w:t>Portfolio</w:t>
       </w:r>
+      <w:proofErr w:type="gramEnd"/>
       <w:r>
         <w:rPr>
           <w:rFonts w:ascii="Calibri" w:eastAsia="Calibri" w:hAnsi="Calibri" w:cs="Calibri"/>
@@ -146,7 +146,21 @@
             <w:rStyle w:val="Hyperlink"/>
             <w:rFonts w:ascii="Calibri" w:eastAsia="Calibri" w:hAnsi="Calibri" w:cs="Calibri"/>
           </w:rPr>
-          <w:t>https://github.com/litalg8</w:t>
+          <w:t>https://gith</w:t>
+        </w:r>
+        <w:r>
+          <w:rPr>
+            <w:rStyle w:val="Hyperlink"/>
+            <w:rFonts w:ascii="Calibri" w:eastAsia="Calibri" w:hAnsi="Calibri" w:cs="Calibri"/>
+          </w:rPr>
+          <w:t>u</w:t>
+        </w:r>
+        <w:r>
+          <w:rPr>
+            <w:rStyle w:val="Hyperlink"/>
+            <w:rFonts w:ascii="Calibri" w:eastAsia="Calibri" w:hAnsi="Calibri" w:cs="Calibri"/>
+          </w:rPr>
+          <w:t>b.com/litalg8</w:t>
         </w:r>
       </w:hyperlink>
       <w:r>
@@ -171,241 +185,13 @@
         <w:rPr>
           <w:rFonts w:ascii="Calibri" w:eastAsia="Calibri" w:hAnsi="Calibri" w:cs="Calibri"/>
         </w:rPr>
-        <w:t xml:space="preserve">                </w:t>
+        <w:t xml:space="preserve">             </w:t>
       </w:r>
       <w:r>
         <w:rPr>
           <w:rFonts w:ascii="Calibri" w:eastAsia="Calibri" w:hAnsi="Calibri" w:cs="Calibri"/>
         </w:rPr>
         <w:tab/>
-      </w:r>
-      <w:r>
-        <w:rPr>
-          <w:rFonts w:ascii="Calibri" w:eastAsia="Calibri" w:hAnsi="Calibri" w:cs="Calibri"/>
-        </w:rPr>
-        <w:tab/>
-      </w:r>
-      <w:r>
-        <w:rPr>
-          <w:rFonts w:ascii="Calibri" w:eastAsia="Calibri" w:hAnsi="Calibri" w:cs="Calibri"/>
-        </w:rPr>
-        <w:br/>
-      </w:r>
-      <w:r>
-        <w:rPr>
-          <w:rFonts w:ascii="Calibri" w:eastAsia="Calibri" w:hAnsi="Calibri" w:cs="Calibri"/>
-          <w:b/>
-        </w:rPr>
-        <w:t>Objective:</w:t>
-      </w:r>
-      <w:r>
-        <w:rPr>
-          <w:rFonts w:ascii="Calibri" w:eastAsia="Calibri" w:hAnsi="Calibri" w:cs="Calibri"/>
-          <w:bCs/>
-          <w:sz w:val="26"/>
-          <w:szCs w:val="26"/>
-        </w:rPr>
-        <w:t xml:space="preserve"> </w:t>
-      </w:r>
-      <w:r>
-        <w:rPr>
-          <w:rFonts w:ascii="Calibri" w:eastAsia="Calibri" w:hAnsi="Calibri" w:cs="Calibri"/>
-          <w:bCs/>
-          <w:sz w:val="26"/>
-          <w:szCs w:val="26"/>
-        </w:rPr>
-        <w:t>Currently looking for a</w:t>
-      </w:r>
-      <w:r>
-        <w:rPr>
-          <w:rFonts w:ascii="Calibri" w:eastAsia="Calibri" w:hAnsi="Calibri" w:cs="Calibri"/>
-          <w:bCs/>
-          <w:sz w:val="26"/>
-          <w:szCs w:val="26"/>
-        </w:rPr>
-        <w:t>n</w:t>
-      </w:r>
-      <w:r>
-        <w:rPr>
-          <w:rFonts w:ascii="Calibri" w:eastAsia="Calibri" w:hAnsi="Calibri" w:cs="Calibri"/>
-          <w:bCs/>
-          <w:sz w:val="26"/>
-          <w:szCs w:val="26"/>
-        </w:rPr>
-        <w:t xml:space="preserve"> </w:t>
-      </w:r>
-      <w:r>
-        <w:rPr>
-          <w:rFonts w:ascii="Calibri" w:eastAsia="Calibri" w:hAnsi="Calibri" w:cs="Calibri"/>
-          <w:bCs/>
-          <w:sz w:val="26"/>
-          <w:szCs w:val="26"/>
-        </w:rPr>
-        <w:t xml:space="preserve">entry level </w:t>
-      </w:r>
-      <w:r>
-        <w:rPr>
-          <w:rFonts w:ascii="Calibri" w:eastAsia="Calibri" w:hAnsi="Calibri" w:cs="Calibri"/>
-          <w:bCs/>
-          <w:sz w:val="26"/>
-          <w:szCs w:val="26"/>
-        </w:rPr>
-        <w:t>web development</w:t>
-      </w:r>
-      <w:r>
-        <w:rPr>
-          <w:rFonts w:ascii="Calibri" w:eastAsia="Calibri" w:hAnsi="Calibri" w:cs="Calibri"/>
-          <w:bCs/>
-          <w:sz w:val="26"/>
-          <w:szCs w:val="26"/>
-        </w:rPr>
-        <w:t xml:space="preserve"> position </w:t>
-      </w:r>
-      <w:r>
-        <w:rPr>
-          <w:rFonts w:ascii="Calibri" w:eastAsia="Calibri" w:hAnsi="Calibri" w:cs="Calibri"/>
-          <w:bCs/>
-          <w:sz w:val="26"/>
-          <w:szCs w:val="26"/>
-        </w:rPr>
-        <w:t>in my field.</w:t>
-      </w:r>
-      <w:r>
-        <w:rPr>
-          <w:rFonts w:ascii="Calibri" w:eastAsia="Calibri" w:hAnsi="Calibri" w:cs="Calibri"/>
-          <w:bCs/>
-        </w:rPr>
-        <w:t xml:space="preserve"> </w:t>
-      </w:r>
-      <w:r>
-        <w:rPr>
-          <w:rFonts w:ascii="Calibri" w:eastAsia="Calibri" w:hAnsi="Calibri" w:cs="Calibri"/>
-          <w:b/>
-        </w:rPr>
-        <w:br/>
-      </w:r>
-      <w:r>
-        <w:rPr>
-          <w:rFonts w:ascii="Calibri" w:eastAsia="Calibri" w:hAnsi="Calibri" w:cs="Calibri"/>
-          <w:b/>
-        </w:rPr>
-        <w:t xml:space="preserve">Technical Skills:  </w:t>
-      </w:r>
-      <w:r>
-        <w:rPr>
-          <w:rFonts w:ascii="Calibri" w:eastAsia="Calibri" w:hAnsi="Calibri" w:cs="Calibri"/>
-        </w:rPr>
-        <w:t>Proficient</w:t>
-      </w:r>
-      <w:r>
-        <w:rPr>
-          <w:rFonts w:ascii="Calibri" w:eastAsia="Calibri" w:hAnsi="Calibri" w:cs="Calibri"/>
-        </w:rPr>
-        <w:t xml:space="preserve"> in JavaS</w:t>
-      </w:r>
-      <w:r>
-        <w:rPr>
-          <w:rFonts w:ascii="Calibri" w:eastAsia="Calibri" w:hAnsi="Calibri" w:cs="Calibri"/>
-        </w:rPr>
-        <w:t>cript Vanilla, created environments in Reac</w:t>
-      </w:r>
-      <w:r>
-        <w:rPr>
-          <w:rFonts w:ascii="Calibri" w:eastAsia="Calibri" w:hAnsi="Calibri" w:cs="Calibri"/>
-        </w:rPr>
-        <w:t>t, Vue and Angular frameworks,</w:t>
-      </w:r>
-      <w:r>
-        <w:rPr>
-          <w:rFonts w:ascii="Calibri" w:eastAsia="Calibri" w:hAnsi="Calibri" w:cs="Calibri"/>
-        </w:rPr>
-        <w:t xml:space="preserve"> </w:t>
-      </w:r>
-      <w:r>
-        <w:rPr>
-          <w:rFonts w:ascii="Calibri" w:eastAsia="Calibri" w:hAnsi="Calibri" w:cs="Calibri"/>
-        </w:rPr>
-        <w:t>Designed multiple Web applications with server side management.</w:t>
-      </w:r>
-      <w:r>
-        <w:rPr>
-          <w:rFonts w:ascii="Calibri" w:eastAsia="Calibri" w:hAnsi="Calibri" w:cs="Calibri"/>
-        </w:rPr>
-        <w:t xml:space="preserve"> Also can create designs on multiple Adobe Platforms;</w:t>
-      </w:r>
-      <w:r>
-        <w:rPr>
-          <w:rFonts w:ascii="Calibri" w:eastAsia="Calibri" w:hAnsi="Calibri" w:cs="Calibri"/>
-        </w:rPr>
-        <w:t xml:space="preserve"> </w:t>
-      </w:r>
-      <w:r>
-        <w:rPr>
-          <w:rFonts w:ascii="Calibri" w:eastAsia="Calibri" w:hAnsi="Calibri" w:cs="Calibri"/>
-        </w:rPr>
-        <w:t>Adobe Photoshop, Illustrator</w:t>
-      </w:r>
-      <w:r>
-        <w:rPr>
-          <w:rFonts w:ascii="Calibri" w:eastAsia="Calibri" w:hAnsi="Calibri" w:cs="Calibri"/>
-        </w:rPr>
-        <w:t>, InDesign</w:t>
-      </w:r>
-      <w:r>
-        <w:rPr>
-          <w:rFonts w:ascii="Calibri" w:eastAsia="Calibri" w:hAnsi="Calibri" w:cs="Calibri"/>
-        </w:rPr>
-        <w:t xml:space="preserve">, after </w:t>
-      </w:r>
-      <w:r>
-        <w:rPr>
-          <w:rFonts w:ascii="Calibri" w:eastAsia="Calibri" w:hAnsi="Calibri" w:cs="Calibri"/>
-        </w:rPr>
-        <w:t>affects and premier</w:t>
-      </w:r>
-      <w:r>
-        <w:rPr>
-          <w:rFonts w:ascii="Calibri" w:eastAsia="Calibri" w:hAnsi="Calibri" w:cs="Calibri"/>
-        </w:rPr>
-        <w:t xml:space="preserve"> pro.</w:t>
-      </w:r>
-      <w:r>
-        <w:rPr>
-          <w:rFonts w:ascii="Calibri" w:eastAsia="Calibri" w:hAnsi="Calibri" w:cs="Calibri"/>
-        </w:rPr>
-        <w:t xml:space="preserve"> </w:t>
-      </w:r>
-      <w:r>
-        <w:rPr>
-          <w:rFonts w:ascii="Calibri" w:eastAsia="Calibri" w:hAnsi="Calibri" w:cs="Calibri"/>
-        </w:rPr>
-        <w:br/>
-      </w:r>
-      <w:r>
-        <w:rPr>
-          <w:rFonts w:ascii="Calibri" w:eastAsia="Calibri" w:hAnsi="Calibri" w:cs="Calibri"/>
-          <w:b/>
-          <w:bCs/>
-        </w:rPr>
-        <w:t>Professional Skills:</w:t>
-      </w:r>
-      <w:r>
-        <w:rPr>
-          <w:rFonts w:ascii="Calibri" w:eastAsia="Calibri" w:hAnsi="Calibri" w:cs="Calibri"/>
-        </w:rPr>
-        <w:t xml:space="preserve"> Quick to learn and adapt to new technologies, Analytical, </w:t>
-      </w:r>
-      <w:r>
-        <w:rPr>
-          <w:rFonts w:ascii="Calibri" w:eastAsia="Calibri" w:hAnsi="Calibri" w:cs="Calibri"/>
-        </w:rPr>
-        <w:t>work</w:t>
-      </w:r>
-      <w:r>
-        <w:rPr>
-          <w:rFonts w:ascii="Calibri" w:eastAsia="Calibri" w:hAnsi="Calibri" w:cs="Calibri"/>
-        </w:rPr>
-        <w:t xml:space="preserve"> well in a team and independently, curious and organized.  </w:t>
       </w:r>
     </w:p>
     <w:p>
@@ -413,7 +199,7 @@
         <w:spacing w:after="200" w:line="240" w:lineRule="auto"/>
         <w:rPr>
           <w:rFonts w:ascii="Calibri" w:eastAsia="Calibri" w:hAnsi="Calibri" w:cs="Calibri"/>
-          <w:bCs/>
+          <w:b/>
         </w:rPr>
       </w:pPr>
       <w:r>
@@ -438,387 +224,6 @@
           <w:b/>
         </w:rPr>
         <w:tab/>
-      </w:r>
-      <w:r>
-        <w:rPr>
-          <w:rFonts w:ascii="Calibri" w:eastAsia="Calibri" w:hAnsi="Calibri" w:cs="Calibri"/>
-          <w:b/>
-        </w:rPr>
-        <w:br/>
-      </w:r>
-      <w:r>
-        <w:rPr>
-          <w:rFonts w:ascii="Calibri" w:eastAsia="Calibri" w:hAnsi="Calibri" w:cs="Calibri"/>
-          <w:bCs/>
-        </w:rPr>
-        <w:t>Server side programming, APIs and REST with Node.js</w:t>
-      </w:r>
-      <w:r>
-        <w:rPr>
-          <w:rFonts w:ascii="Calibri" w:eastAsia="Calibri" w:hAnsi="Calibri" w:cs="Calibri"/>
-          <w:bCs/>
-        </w:rPr>
-        <w:br/>
-        <w:t xml:space="preserve">Modern JavaScript (ES6) including Object Oriented Programming </w:t>
-      </w:r>
-      <w:r>
-        <w:rPr>
-          <w:rFonts w:ascii="Calibri" w:eastAsia="Calibri" w:hAnsi="Calibri" w:cs="Calibri"/>
-          <w:bCs/>
-        </w:rPr>
-        <w:br/>
-      </w:r>
-      <w:r>
-        <w:rPr>
-          <w:rFonts w:ascii="Calibri" w:eastAsia="Calibri" w:hAnsi="Calibri" w:cs="Calibri"/>
-          <w:bCs/>
-        </w:rPr>
-        <w:t xml:space="preserve">Advanced JavaScript </w:t>
-      </w:r>
-      <w:r>
-        <w:rPr>
-          <w:rFonts w:ascii="Calibri" w:eastAsia="Calibri" w:hAnsi="Calibri" w:cs="Calibri"/>
-          <w:bCs/>
-        </w:rPr>
-        <w:t>frameworks including Vue and React</w:t>
-      </w:r>
-      <w:r>
-        <w:rPr>
-          <w:rFonts w:ascii="Calibri" w:eastAsia="Calibri" w:hAnsi="Calibri" w:cs="Calibri"/>
-          <w:bCs/>
-        </w:rPr>
-        <w:br/>
-      </w:r>
-      <w:r>
-        <w:rPr>
-          <w:rFonts w:ascii="Calibri" w:eastAsia="Calibri" w:hAnsi="Calibri" w:cs="Calibri"/>
-          <w:bCs/>
-        </w:rPr>
-        <w:t>HTML5, CSS3, SA</w:t>
-      </w:r>
-      <w:r>
-        <w:rPr>
-          <w:rFonts w:ascii="Calibri" w:eastAsia="Calibri" w:hAnsi="Calibri" w:cs="Calibri"/>
-          <w:bCs/>
-        </w:rPr>
-        <w:t>SS and LESS</w:t>
-      </w:r>
-      <w:r>
-        <w:rPr>
-          <w:rFonts w:ascii="Calibri" w:eastAsia="Calibri" w:hAnsi="Calibri" w:cs="Calibri"/>
-          <w:bCs/>
-        </w:rPr>
-        <w:br/>
-      </w:r>
-      <w:r>
-        <w:rPr>
-          <w:rFonts w:ascii="Calibri" w:eastAsia="Calibri" w:hAnsi="Calibri" w:cs="Calibri"/>
-          <w:bCs/>
-        </w:rPr>
-        <w:t xml:space="preserve">Experience with </w:t>
-      </w:r>
-      <w:r>
-        <w:rPr>
-          <w:rFonts w:ascii="Calibri" w:eastAsia="Calibri" w:hAnsi="Calibri" w:cs="Calibri"/>
-          <w:bCs/>
-        </w:rPr>
-        <w:t xml:space="preserve">Adobe Photoshop, Illustrator, XD and sketch </w:t>
-      </w:r>
-    </w:p>
-    <w:p>
-      <w:pPr>
-        <w:spacing w:after="200" w:line="240" w:lineRule="auto"/>
-        <w:rPr>
-          <w:rFonts w:ascii="Calibri" w:eastAsia="Calibri" w:hAnsi="Calibri" w:cs="Calibri"/>
-          <w:b/>
-          <w:sz w:val="28"/>
-          <w:szCs w:val="28"/>
-        </w:rPr>
-      </w:pPr>
-      <w:r>
-        <w:rPr>
-          <w:rFonts w:ascii="Calibri" w:eastAsia="Calibri" w:hAnsi="Calibri" w:cs="Calibri"/>
-          <w:b/>
-          <w:sz w:val="28"/>
-          <w:szCs w:val="28"/>
-        </w:rPr>
-        <w:t xml:space="preserve">Education </w:t>
-      </w:r>
-      <w:r>
-        <w:rPr>
-          <w:rFonts w:ascii="Calibri" w:eastAsia="Calibri" w:hAnsi="Calibri" w:cs="Calibri"/>
-          <w:b/>
-          <w:sz w:val="28"/>
-          <w:szCs w:val="28"/>
-        </w:rPr>
-        <w:br/>
-      </w:r>
-      <w:r>
-        <w:rPr>
-          <w:rFonts w:asciiTheme="minorHAnsi" w:eastAsia="MS Mincho" w:hAnsiTheme="minorHAnsi"/>
-          <w:bCs/>
-          <w:i/>
-          <w:lang w:bidi="ar-SA"/>
-        </w:rPr>
-        <w:t xml:space="preserve">Graduate of </w:t>
-      </w:r>
-      <w:r>
-        <w:rPr>
-          <w:rFonts w:asciiTheme="minorHAnsi" w:eastAsia="MS Mincho" w:hAnsiTheme="minorHAnsi"/>
-          <w:b/>
-          <w:i/>
-          <w:lang w:bidi="ar-SA"/>
-        </w:rPr>
-        <w:t>Coding Academy</w:t>
-      </w:r>
-      <w:proofErr w:type="gramStart"/>
-      <w:r>
-        <w:rPr>
-          <w:rFonts w:asciiTheme="minorHAnsi" w:eastAsia="MS Mincho" w:hAnsiTheme="minorHAnsi"/>
-          <w:b/>
-          <w:i/>
-          <w:lang w:bidi="ar-SA"/>
-        </w:rPr>
-        <w:t xml:space="preserve">, </w:t>
-      </w:r>
-      <w:r>
-        <w:rPr>
-          <w:rFonts w:asciiTheme="minorHAnsi" w:eastAsia="MS Mincho" w:hAnsiTheme="minorHAnsi"/>
-          <w:bCs/>
-          <w:i/>
-          <w:lang w:bidi="ar-SA"/>
-        </w:rPr>
-        <w:t xml:space="preserve"> </w:t>
-      </w:r>
-      <w:r>
-        <w:rPr>
-          <w:rFonts w:asciiTheme="minorHAnsi" w:eastAsia="MS Mincho" w:hAnsiTheme="minorHAnsi"/>
-          <w:bCs/>
-          <w:i/>
-          <w:lang w:bidi="ar-SA"/>
-        </w:rPr>
-        <w:t>Full</w:t>
-      </w:r>
-      <w:proofErr w:type="gramEnd"/>
-      <w:r>
-        <w:rPr>
-          <w:rFonts w:asciiTheme="minorHAnsi" w:eastAsia="MS Mincho" w:hAnsiTheme="minorHAnsi"/>
-          <w:bCs/>
-          <w:i/>
-          <w:lang w:bidi="ar-SA"/>
-        </w:rPr>
-        <w:t xml:space="preserve">-Stack Web </w:t>
-      </w:r>
-      <w:r>
-        <w:rPr>
-          <w:rFonts w:asciiTheme="minorHAnsi" w:eastAsia="MS Mincho" w:hAnsiTheme="minorHAnsi"/>
-          <w:bCs/>
-          <w:i/>
-          <w:lang w:bidi="ar-SA"/>
-        </w:rPr>
-        <w:t xml:space="preserve">Development </w:t>
-      </w:r>
-      <w:r>
-        <w:rPr>
-          <w:rFonts w:asciiTheme="minorHAnsi" w:eastAsia="MS Mincho" w:hAnsiTheme="minorHAnsi"/>
-          <w:bCs/>
-          <w:i/>
-          <w:lang w:bidi="ar-SA"/>
-        </w:rPr>
-        <w:t>Boot camp</w:t>
-      </w:r>
-      <w:r>
-        <w:rPr>
-          <w:rFonts w:asciiTheme="minorHAnsi" w:eastAsia="MS Mincho" w:hAnsiTheme="minorHAnsi"/>
-          <w:bCs/>
-          <w:i/>
-          <w:lang w:bidi="ar-SA"/>
-        </w:rPr>
-        <w:t>, July 2020</w:t>
-      </w:r>
-      <w:r>
-        <w:rPr>
-          <w:rFonts w:ascii="Calibri" w:eastAsia="Calibri" w:hAnsi="Calibri" w:cs="Calibri"/>
-          <w:b/>
-          <w:sz w:val="28"/>
-          <w:szCs w:val="28"/>
-        </w:rPr>
-        <w:br/>
-      </w:r>
-      <w:r>
-        <w:rPr>
-          <w:rFonts w:ascii="Calibri" w:eastAsia="Calibri" w:hAnsi="Calibri" w:cs="Calibri"/>
-          <w:i/>
-        </w:rPr>
-        <w:t>Associate in Digital Media Arts ,West Windsor NJ USA , May 2015</w:t>
-      </w:r>
-    </w:p>
-    <w:p>
-      <w:pPr>
-        <w:spacing w:after="200" w:line="240" w:lineRule="auto"/>
-        <w:rPr>
-          <w:rFonts w:ascii="Calibri" w:eastAsia="Calibri" w:hAnsi="Calibri" w:cs="Calibri"/>
-        </w:rPr>
-      </w:pPr>
-      <w:r>
-        <w:rPr>
-          <w:rFonts w:ascii="Calibri" w:eastAsia="Calibri" w:hAnsi="Calibri" w:cs="Calibri"/>
-          <w:b/>
-          <w:sz w:val="28"/>
-          <w:szCs w:val="28"/>
-        </w:rPr>
-        <w:t>Work experience</w:t>
-      </w:r>
-      <w:r>
-        <w:rPr>
-          <w:rFonts w:ascii="Calibri" w:eastAsia="Calibri" w:hAnsi="Calibri" w:cs="Calibri"/>
-          <w:b/>
-        </w:rPr>
-        <w:t xml:space="preserve"> </w:t>
-      </w:r>
-      <w:r>
-        <w:rPr>
-          <w:rFonts w:ascii="Calibri" w:eastAsia="Calibri" w:hAnsi="Calibri" w:cs="Calibri"/>
-          <w:b/>
-        </w:rPr>
-        <w:tab/>
-      </w:r>
-      <w:r>
-        <w:rPr>
-          <w:rFonts w:ascii="Calibri" w:eastAsia="Calibri" w:hAnsi="Calibri" w:cs="Calibri"/>
-          <w:bCs/>
-        </w:rPr>
-        <w:tab/>
-      </w:r>
-      <w:r>
-        <w:rPr>
-          <w:rFonts w:ascii="Calibri" w:eastAsia="Calibri" w:hAnsi="Calibri" w:cs="Calibri"/>
-          <w:b/>
-        </w:rPr>
-        <w:tab/>
-      </w:r>
-      <w:r>
-        <w:rPr>
-          <w:rFonts w:ascii="Calibri" w:eastAsia="Calibri" w:hAnsi="Calibri" w:cs="Calibri"/>
-          <w:b/>
-        </w:rPr>
-        <w:tab/>
-      </w:r>
-      <w:r>
-        <w:rPr>
-          <w:rFonts w:ascii="Calibri" w:eastAsia="Calibri" w:hAnsi="Calibri" w:cs="Calibri"/>
-        </w:rPr>
-        <w:tab/>
-      </w:r>
-      <w:r>
-        <w:rPr>
-          <w:rFonts w:ascii="Calibri" w:eastAsia="Calibri" w:hAnsi="Calibri" w:cs="Calibri"/>
-        </w:rPr>
-        <w:tab/>
-      </w:r>
-      <w:r>
-        <w:rPr>
-          <w:rFonts w:ascii="Calibri" w:eastAsia="Calibri" w:hAnsi="Calibri" w:cs="Calibri"/>
-        </w:rPr>
-        <w:tab/>
-      </w:r>
-      <w:r>
-        <w:rPr>
-          <w:rFonts w:ascii="Calibri" w:eastAsia="Calibri" w:hAnsi="Calibri" w:cs="Calibri"/>
-        </w:rPr>
-        <w:br/>
-      </w:r>
-      <w:r>
-        <w:rPr>
-          <w:rFonts w:ascii="Calibri" w:eastAsia="Calibri" w:hAnsi="Calibri" w:cs="Calibri"/>
-          <w:b/>
-          <w:bCs/>
-        </w:rPr>
-        <w:t>Digital Designer</w:t>
-      </w:r>
-      <w:r>
-        <w:rPr>
-          <w:rFonts w:ascii="Calibri" w:eastAsia="Calibri" w:hAnsi="Calibri" w:cs="Calibri"/>
-          <w:b/>
-          <w:bCs/>
-        </w:rPr>
-        <w:br/>
-      </w:r>
-      <w:r>
-        <w:rPr>
-          <w:rFonts w:ascii="Calibri" w:eastAsia="Calibri" w:hAnsi="Calibri" w:cs="Calibri"/>
-        </w:rPr>
-        <w:t xml:space="preserve">Freelance </w:t>
-      </w:r>
-      <w:r>
-        <w:rPr>
-          <w:rFonts w:ascii="Calibri" w:eastAsia="Calibri" w:hAnsi="Calibri" w:cs="Calibri"/>
-        </w:rPr>
-        <w:t xml:space="preserve">Web &amp; Print Designer </w:t>
-      </w:r>
-      <w:r>
-        <w:rPr>
-          <w:rFonts w:ascii="Calibri" w:eastAsia="Calibri" w:hAnsi="Calibri" w:cs="Calibri"/>
-        </w:rPr>
-        <w:t>f</w:t>
-      </w:r>
-      <w:r>
-        <w:rPr>
-          <w:rFonts w:ascii="Calibri" w:eastAsia="Calibri" w:hAnsi="Calibri" w:cs="Calibri"/>
-        </w:rPr>
-        <w:t xml:space="preserve">or </w:t>
-      </w:r>
-      <w:proofErr w:type="spellStart"/>
-      <w:r>
-        <w:rPr>
-          <w:rFonts w:ascii="Calibri" w:eastAsia="Calibri" w:hAnsi="Calibri" w:cs="Calibri"/>
-        </w:rPr>
-        <w:t>Dvir</w:t>
-      </w:r>
-      <w:proofErr w:type="spellEnd"/>
-      <w:r>
-        <w:rPr>
-          <w:rFonts w:ascii="Calibri" w:eastAsia="Calibri" w:hAnsi="Calibri" w:cs="Calibri"/>
-        </w:rPr>
-        <w:t xml:space="preserve"> </w:t>
-      </w:r>
-      <w:proofErr w:type="spellStart"/>
-      <w:r>
-        <w:rPr>
-          <w:rFonts w:ascii="Calibri" w:eastAsia="Calibri" w:hAnsi="Calibri" w:cs="Calibri"/>
-        </w:rPr>
-        <w:t>Nahmani</w:t>
-      </w:r>
-      <w:proofErr w:type="spellEnd"/>
-      <w:r>
-        <w:rPr>
-          <w:rFonts w:ascii="Calibri" w:eastAsia="Calibri" w:hAnsi="Calibri" w:cs="Calibri"/>
-        </w:rPr>
-        <w:t xml:space="preserve">  </w:t>
-      </w:r>
-      <w:r>
-        <w:rPr>
-          <w:rFonts w:ascii="Calibri" w:eastAsia="Calibri" w:hAnsi="Calibri" w:cs="Calibri"/>
-        </w:rPr>
-        <w:t xml:space="preserve">                           </w:t>
-      </w:r>
-      <w:r>
-        <w:rPr>
-          <w:rFonts w:ascii="Calibri" w:eastAsia="Calibri" w:hAnsi="Calibri" w:cs="Calibri"/>
-        </w:rPr>
-        <w:t xml:space="preserve"> (</w:t>
-      </w:r>
-      <w:r>
-        <w:rPr>
-          <w:rFonts w:ascii="Calibri" w:eastAsia="Calibri" w:hAnsi="Calibri" w:cs="Calibri"/>
-        </w:rPr>
-        <w:t>2018-2019</w:t>
-      </w:r>
-      <w:r>
-        <w:rPr>
-          <w:rFonts w:ascii="Calibri" w:eastAsia="Calibri" w:hAnsi="Calibri" w:cs="Calibri"/>
-        </w:rPr>
-        <w:t>)</w:t>
       </w:r>
     </w:p>
     <w:p>
@@ -836,14 +241,16 @@
       <w:r>
         <w:rPr>
           <w:rFonts w:ascii="Calibri" w:eastAsia="Calibri" w:hAnsi="Calibri" w:cs="Calibri"/>
-        </w:rPr>
-        <w:t>Executed professional design</w:t>
-      </w:r>
-      <w:r>
-        <w:rPr>
-          <w:rFonts w:ascii="Calibri" w:eastAsia="Calibri" w:hAnsi="Calibri" w:cs="Calibri"/>
-        </w:rPr>
-        <w:t xml:space="preserve"> sheets for both print &amp; web.</w:t>
+          <w:bCs/>
+        </w:rPr>
+        <w:t>Server side programming, APIs and REST with Node.js</w:t>
+      </w:r>
+      <w:r>
+        <w:rPr>
+          <w:rFonts w:ascii="Calibri" w:eastAsia="Calibri" w:hAnsi="Calibri" w:cs="Calibri"/>
+          <w:bCs/>
+        </w:rPr>
+        <w:t>.</w:t>
       </w:r>
     </w:p>
     <w:p>
@@ -861,12 +268,25 @@
       <w:r>
         <w:rPr>
           <w:rFonts w:ascii="Calibri" w:eastAsia="Calibri" w:hAnsi="Calibri" w:cs="Calibri"/>
-        </w:rPr>
-        <w:t>Developed a quick and efficient techniques for pixel perfect designs</w:t>
+          <w:bCs/>
+        </w:rPr>
+        <w:t>Modern JavaScript (ES6) inclu</w:t>
+      </w:r>
+      <w:r>
+        <w:rPr>
+          <w:rFonts w:ascii="Calibri" w:eastAsia="Calibri" w:hAnsi="Calibri" w:cs="Calibri"/>
+          <w:bCs/>
+        </w:rPr>
+        <w:t>ding Object Oriented Programming</w:t>
       </w:r>
     </w:p>
     <w:p>
       <w:pPr>
+        <w:pStyle w:val="ListParagraph"/>
+        <w:numPr>
+          <w:ilvl w:val="0"/>
+          <w:numId w:val="1"/>
+        </w:numPr>
         <w:spacing w:after="200" w:line="240" w:lineRule="auto"/>
         <w:rPr>
           <w:rFonts w:ascii="Calibri" w:eastAsia="Calibri" w:hAnsi="Calibri" w:cs="Calibri"/>
@@ -875,8 +295,628 @@
       <w:r>
         <w:rPr>
           <w:rFonts w:ascii="Calibri" w:eastAsia="Calibri" w:hAnsi="Calibri" w:cs="Calibri"/>
-        </w:rPr>
-        <w:t xml:space="preserve">Web &amp; Print Designer / Zap </w:t>
+          <w:bCs/>
+        </w:rPr>
+        <w:t xml:space="preserve">Advanced JavaScript </w:t>
+      </w:r>
+      <w:r>
+        <w:rPr>
+          <w:rFonts w:ascii="Calibri" w:eastAsia="Calibri" w:hAnsi="Calibri" w:cs="Calibri"/>
+          <w:bCs/>
+        </w:rPr>
+        <w:t>frameworks including Vue and React</w:t>
+      </w:r>
+    </w:p>
+    <w:p>
+      <w:pPr>
+        <w:pStyle w:val="ListParagraph"/>
+        <w:numPr>
+          <w:ilvl w:val="0"/>
+          <w:numId w:val="1"/>
+        </w:numPr>
+        <w:spacing w:after="200" w:line="240" w:lineRule="auto"/>
+        <w:rPr>
+          <w:rFonts w:ascii="Calibri" w:eastAsia="Calibri" w:hAnsi="Calibri" w:cs="Calibri"/>
+        </w:rPr>
+      </w:pPr>
+      <w:r>
+        <w:rPr>
+          <w:rFonts w:ascii="Calibri" w:eastAsia="Calibri" w:hAnsi="Calibri" w:cs="Calibri"/>
+          <w:bCs/>
+        </w:rPr>
+        <w:t>HTML5, CSS3, SA</w:t>
+      </w:r>
+      <w:r>
+        <w:rPr>
+          <w:rFonts w:ascii="Calibri" w:eastAsia="Calibri" w:hAnsi="Calibri" w:cs="Calibri"/>
+          <w:bCs/>
+        </w:rPr>
+        <w:t>SS and LESS</w:t>
+      </w:r>
+    </w:p>
+    <w:p>
+      <w:pPr>
+        <w:pStyle w:val="ListParagraph"/>
+        <w:numPr>
+          <w:ilvl w:val="0"/>
+          <w:numId w:val="1"/>
+        </w:numPr>
+        <w:spacing w:after="200" w:line="240" w:lineRule="auto"/>
+        <w:rPr>
+          <w:rFonts w:ascii="Calibri" w:eastAsia="Calibri" w:hAnsi="Calibri" w:cs="Calibri"/>
+        </w:rPr>
+      </w:pPr>
+      <w:r>
+        <w:rPr>
+          <w:rFonts w:ascii="Calibri" w:eastAsia="Calibri" w:hAnsi="Calibri" w:cs="Calibri"/>
+          <w:bCs/>
+        </w:rPr>
+        <w:t xml:space="preserve">Experience with </w:t>
+      </w:r>
+      <w:r>
+        <w:rPr>
+          <w:rFonts w:ascii="Calibri" w:eastAsia="Calibri" w:hAnsi="Calibri" w:cs="Calibri"/>
+          <w:bCs/>
+        </w:rPr>
+        <w:t xml:space="preserve">Adobe Photoshop, Illustrator, XD and sketch </w:t>
+      </w:r>
+    </w:p>
+    <w:p>
+      <w:pPr>
+        <w:spacing w:after="200" w:line="240" w:lineRule="auto"/>
+        <w:rPr>
+          <w:rFonts w:asciiTheme="minorHAnsi" w:eastAsia="MS Mincho" w:hAnsiTheme="minorHAnsi"/>
+          <w:bCs/>
+          <w:i/>
+          <w:lang w:bidi="ar-SA"/>
+        </w:rPr>
+      </w:pPr>
+      <w:r>
+        <w:rPr>
+          <w:rFonts w:ascii="Calibri" w:eastAsia="Calibri" w:hAnsi="Calibri" w:cs="Calibri"/>
+          <w:b/>
+          <w:sz w:val="28"/>
+          <w:szCs w:val="28"/>
+        </w:rPr>
+        <w:t xml:space="preserve">Education </w:t>
+      </w:r>
+      <w:r>
+        <w:rPr>
+          <w:rFonts w:ascii="Calibri" w:eastAsia="Calibri" w:hAnsi="Calibri" w:cs="Calibri"/>
+          <w:b/>
+          <w:sz w:val="28"/>
+          <w:szCs w:val="28"/>
+        </w:rPr>
+        <w:br/>
+      </w:r>
+      <w:r>
+        <w:rPr>
+          <w:rFonts w:asciiTheme="minorHAnsi" w:eastAsia="MS Mincho" w:hAnsiTheme="minorHAnsi"/>
+          <w:bCs/>
+          <w:i/>
+          <w:lang w:bidi="ar-SA"/>
+        </w:rPr>
+        <w:t xml:space="preserve">Graduate of </w:t>
+      </w:r>
+      <w:r>
+        <w:rPr>
+          <w:rFonts w:asciiTheme="minorHAnsi" w:eastAsia="MS Mincho" w:hAnsiTheme="minorHAnsi"/>
+          <w:b/>
+          <w:i/>
+          <w:lang w:bidi="ar-SA"/>
+        </w:rPr>
+        <w:t>Coding Academy</w:t>
+      </w:r>
+      <w:r>
+        <w:rPr>
+          <w:rFonts w:asciiTheme="minorHAnsi" w:eastAsia="MS Mincho" w:hAnsiTheme="minorHAnsi"/>
+          <w:b/>
+          <w:i/>
+          <w:lang w:bidi="ar-SA"/>
+        </w:rPr>
+        <w:t xml:space="preserve">, </w:t>
+      </w:r>
+      <w:r>
+        <w:rPr>
+          <w:rFonts w:asciiTheme="minorHAnsi" w:eastAsia="MS Mincho" w:hAnsiTheme="minorHAnsi"/>
+          <w:bCs/>
+          <w:i/>
+          <w:lang w:bidi="ar-SA"/>
+        </w:rPr>
+        <w:t>Full</w:t>
+      </w:r>
+      <w:r>
+        <w:rPr>
+          <w:rFonts w:asciiTheme="minorHAnsi" w:eastAsia="MS Mincho" w:hAnsiTheme="minorHAnsi"/>
+          <w:bCs/>
+          <w:i/>
+          <w:lang w:bidi="ar-SA"/>
+        </w:rPr>
+        <w:t xml:space="preserve">-Stack Web </w:t>
+      </w:r>
+      <w:r>
+        <w:rPr>
+          <w:rFonts w:asciiTheme="minorHAnsi" w:eastAsia="MS Mincho" w:hAnsiTheme="minorHAnsi"/>
+          <w:bCs/>
+          <w:i/>
+          <w:lang w:bidi="ar-SA"/>
+        </w:rPr>
+        <w:t xml:space="preserve">Development </w:t>
+      </w:r>
+      <w:r>
+        <w:rPr>
+          <w:rFonts w:asciiTheme="minorHAnsi" w:eastAsia="MS Mincho" w:hAnsiTheme="minorHAnsi"/>
+          <w:bCs/>
+          <w:i/>
+          <w:lang w:bidi="ar-SA"/>
+        </w:rPr>
+        <w:t>Boot camp</w:t>
+      </w:r>
+      <w:r>
+        <w:rPr>
+          <w:rFonts w:asciiTheme="minorHAnsi" w:eastAsia="MS Mincho" w:hAnsiTheme="minorHAnsi"/>
+          <w:bCs/>
+          <w:i/>
+          <w:lang w:bidi="ar-SA"/>
+        </w:rPr>
+        <w:t>, July 2020</w:t>
+      </w:r>
+      <w:r>
+        <w:rPr>
+          <w:rFonts w:asciiTheme="minorHAnsi" w:eastAsia="MS Mincho" w:hAnsiTheme="minorHAnsi"/>
+          <w:bCs/>
+          <w:i/>
+          <w:lang w:bidi="ar-SA"/>
+        </w:rPr>
+        <w:br/>
+        <w:t xml:space="preserve">   - Became proficient in JavaScript Vanilla, created environments in React, Vue and Angular. </w:t>
+      </w:r>
+      <w:r>
+        <w:rPr>
+          <w:rFonts w:asciiTheme="minorHAnsi" w:eastAsia="MS Mincho" w:hAnsiTheme="minorHAnsi"/>
+          <w:bCs/>
+          <w:i/>
+          <w:lang w:bidi="ar-SA"/>
+        </w:rPr>
+        <w:br/>
+        <w:t xml:space="preserve">   - Mastered HTML5, </w:t>
+      </w:r>
+      <w:smartTag w:uri="urn:schemas-microsoft-com:office:smarttags" w:element="stockticker">
+        <w:r>
+          <w:rPr>
+            <w:rFonts w:asciiTheme="minorHAnsi" w:eastAsia="MS Mincho" w:hAnsiTheme="minorHAnsi"/>
+            <w:bCs/>
+            <w:i/>
+            <w:lang w:bidi="ar-SA"/>
+          </w:rPr>
+          <w:t>CSS</w:t>
+        </w:r>
+      </w:smartTag>
+      <w:r>
+        <w:rPr>
+          <w:rFonts w:asciiTheme="minorHAnsi" w:eastAsia="MS Mincho" w:hAnsiTheme="minorHAnsi"/>
+          <w:bCs/>
+          <w:i/>
+          <w:lang w:bidi="ar-SA"/>
+        </w:rPr>
+        <w:t xml:space="preserve">3 and </w:t>
+      </w:r>
+      <w:smartTag w:uri="urn:schemas-microsoft-com:office:smarttags" w:element="stockticker">
+        <w:r>
+          <w:rPr>
+            <w:rFonts w:asciiTheme="minorHAnsi" w:eastAsia="MS Mincho" w:hAnsiTheme="minorHAnsi"/>
+            <w:bCs/>
+            <w:i/>
+            <w:lang w:bidi="ar-SA"/>
+          </w:rPr>
+          <w:t>SCSS</w:t>
+        </w:r>
+      </w:smartTag>
+      <w:r>
+        <w:rPr>
+          <w:rFonts w:asciiTheme="minorHAnsi" w:eastAsia="MS Mincho" w:hAnsiTheme="minorHAnsi"/>
+          <w:bCs/>
+          <w:i/>
+          <w:lang w:bidi="ar-SA"/>
+        </w:rPr>
+        <w:t xml:space="preserve"> (Flex and Grid). </w:t>
+      </w:r>
+      <w:bookmarkStart w:id="0" w:name="_GoBack"/>
+      <w:bookmarkEnd w:id="0"/>
+      <w:r>
+        <w:rPr>
+          <w:rFonts w:asciiTheme="minorHAnsi" w:eastAsia="MS Mincho" w:hAnsiTheme="minorHAnsi"/>
+          <w:bCs/>
+          <w:i/>
+          <w:lang w:bidi="ar-SA"/>
+        </w:rPr>
+        <w:br/>
+        <w:t xml:space="preserve">   - Designed multiple web applications with server side management. </w:t>
+      </w:r>
+      <w:r>
+        <w:rPr>
+          <w:rFonts w:asciiTheme="minorHAnsi" w:eastAsia="MS Mincho" w:hAnsiTheme="minorHAnsi"/>
+          <w:bCs/>
+          <w:i/>
+          <w:lang w:bidi="ar-SA"/>
+        </w:rPr>
+        <w:br/>
+        <w:t xml:space="preserve">   - Created a </w:t>
+      </w:r>
+      <w:hyperlink r:id="rId9" w:history="1">
+        <w:r>
+          <w:rPr>
+            <w:rStyle w:val="Hyperlink"/>
+            <w:rFonts w:asciiTheme="minorHAnsi" w:eastAsia="MS Mincho" w:hAnsiTheme="minorHAnsi"/>
+            <w:bCs/>
+            <w:i/>
+            <w:lang w:bidi="ar-SA"/>
+          </w:rPr>
+          <w:t>Gmail and keep</w:t>
+        </w:r>
+      </w:hyperlink>
+      <w:r>
+        <w:rPr>
+          <w:rFonts w:asciiTheme="minorHAnsi" w:eastAsia="MS Mincho" w:hAnsiTheme="minorHAnsi"/>
+          <w:bCs/>
+          <w:i/>
+          <w:lang w:bidi="ar-SA"/>
+        </w:rPr>
+        <w:t xml:space="preserve"> mockup web application, </w:t>
+      </w:r>
+      <w:hyperlink r:id="rId10" w:history="1">
+        <w:r>
+          <w:rPr>
+            <w:rStyle w:val="Hyperlink"/>
+            <w:rFonts w:asciiTheme="minorHAnsi" w:eastAsia="MS Mincho" w:hAnsiTheme="minorHAnsi"/>
+            <w:bCs/>
+            <w:i/>
+            <w:lang w:bidi="ar-SA"/>
+          </w:rPr>
+          <w:t>bookstore app</w:t>
+        </w:r>
+      </w:hyperlink>
+      <w:r>
+        <w:rPr>
+          <w:rFonts w:asciiTheme="minorHAnsi" w:eastAsia="MS Mincho" w:hAnsiTheme="minorHAnsi"/>
+          <w:bCs/>
+          <w:i/>
+          <w:lang w:bidi="ar-SA"/>
+        </w:rPr>
+        <w:t xml:space="preserve"> and </w:t>
+      </w:r>
+      <w:hyperlink r:id="rId11" w:history="1">
+        <w:r>
+          <w:rPr>
+            <w:rStyle w:val="Hyperlink"/>
+            <w:rFonts w:asciiTheme="minorHAnsi" w:eastAsia="MS Mincho" w:hAnsiTheme="minorHAnsi"/>
+            <w:bCs/>
+            <w:i/>
+            <w:lang w:bidi="ar-SA"/>
+          </w:rPr>
+          <w:t>minesweeper</w:t>
+        </w:r>
+      </w:hyperlink>
+      <w:r>
+        <w:rPr>
+          <w:rFonts w:asciiTheme="minorHAnsi" w:eastAsia="MS Mincho" w:hAnsiTheme="minorHAnsi"/>
+          <w:bCs/>
+          <w:i/>
+          <w:lang w:bidi="ar-SA"/>
+        </w:rPr>
+        <w:t xml:space="preserve">. </w:t>
+      </w:r>
+      <w:r>
+        <w:rPr>
+          <w:rFonts w:ascii="Calibri" w:eastAsia="Calibri" w:hAnsi="Calibri" w:cs="Calibri"/>
+          <w:b/>
+          <w:sz w:val="28"/>
+          <w:szCs w:val="28"/>
+        </w:rPr>
+        <w:br/>
+      </w:r>
+      <w:r>
+        <w:rPr>
+          <w:rFonts w:ascii="Calibri" w:eastAsia="Calibri" w:hAnsi="Calibri" w:cs="Calibri"/>
+          <w:i/>
+        </w:rPr>
+        <w:t xml:space="preserve">Associate </w:t>
+      </w:r>
+      <w:r>
+        <w:rPr>
+          <w:rFonts w:ascii="Calibri" w:eastAsia="Calibri" w:hAnsi="Calibri" w:cs="Calibri"/>
+          <w:i/>
+        </w:rPr>
+        <w:t xml:space="preserve">Degree </w:t>
+      </w:r>
+      <w:r>
+        <w:rPr>
+          <w:rFonts w:ascii="Calibri" w:eastAsia="Calibri" w:hAnsi="Calibri" w:cs="Calibri"/>
+          <w:i/>
+        </w:rPr>
+        <w:t xml:space="preserve">in </w:t>
+      </w:r>
+      <w:r>
+        <w:rPr>
+          <w:rFonts w:ascii="Calibri" w:eastAsia="Calibri" w:hAnsi="Calibri" w:cs="Calibri"/>
+          <w:i/>
+        </w:rPr>
+        <w:t>Visual</w:t>
+      </w:r>
+      <w:r>
+        <w:rPr>
+          <w:rFonts w:ascii="Calibri" w:eastAsia="Calibri" w:hAnsi="Calibri" w:cs="Calibri"/>
+          <w:i/>
+        </w:rPr>
+        <w:t xml:space="preserve"> </w:t>
+      </w:r>
+      <w:r>
+        <w:rPr>
+          <w:rFonts w:ascii="Calibri" w:eastAsia="Calibri" w:hAnsi="Calibri" w:cs="Calibri"/>
+          <w:i/>
+        </w:rPr>
+        <w:t xml:space="preserve">Arts, </w:t>
+      </w:r>
+      <w:smartTag w:uri="urn:schemas-microsoft-com:office:smarttags" w:element="stockticker">
+        <w:r>
+          <w:rPr>
+            <w:rFonts w:ascii="Calibri" w:eastAsia="Calibri" w:hAnsi="Calibri" w:cs="Calibri"/>
+            <w:i/>
+          </w:rPr>
+          <w:t>MCCC</w:t>
+        </w:r>
+      </w:smartTag>
+      <w:r>
+        <w:rPr>
+          <w:rFonts w:ascii="Calibri" w:eastAsia="Calibri" w:hAnsi="Calibri" w:cs="Calibri"/>
+          <w:i/>
+        </w:rPr>
+        <w:t>,</w:t>
+      </w:r>
+      <w:r>
+        <w:rPr>
+          <w:rFonts w:ascii="Calibri" w:eastAsia="Calibri" w:hAnsi="Calibri" w:cs="Calibri"/>
+          <w:i/>
+        </w:rPr>
+        <w:t xml:space="preserve"> NJ </w:t>
+      </w:r>
+      <w:r>
+        <w:rPr>
+          <w:rFonts w:ascii="Calibri" w:eastAsia="Calibri" w:hAnsi="Calibri" w:cs="Calibri"/>
+          <w:i/>
+        </w:rPr>
+        <w:t>USA,</w:t>
+      </w:r>
+      <w:r>
+        <w:rPr>
+          <w:rFonts w:ascii="Calibri" w:eastAsia="Calibri" w:hAnsi="Calibri" w:cs="Calibri"/>
+          <w:i/>
+        </w:rPr>
+        <w:t xml:space="preserve"> May 2015</w:t>
+      </w:r>
+    </w:p>
+    <w:p>
+      <w:pPr>
+        <w:spacing w:after="200" w:line="240" w:lineRule="auto"/>
+        <w:rPr>
+          <w:rFonts w:ascii="Calibri" w:eastAsia="Calibri" w:hAnsi="Calibri" w:cs="Calibri"/>
+        </w:rPr>
+      </w:pPr>
+      <w:r>
+        <w:rPr>
+          <w:rFonts w:ascii="Calibri" w:eastAsia="Calibri" w:hAnsi="Calibri" w:cs="Calibri"/>
+          <w:b/>
+          <w:sz w:val="28"/>
+          <w:szCs w:val="28"/>
+        </w:rPr>
+        <w:t>Work experience</w:t>
+      </w:r>
+      <w:r>
+        <w:rPr>
+          <w:rFonts w:ascii="Calibri" w:eastAsia="Calibri" w:hAnsi="Calibri" w:cs="Calibri"/>
+          <w:b/>
+        </w:rPr>
+        <w:t xml:space="preserve"> </w:t>
+      </w:r>
+      <w:r>
+        <w:rPr>
+          <w:rFonts w:ascii="Calibri" w:eastAsia="Calibri" w:hAnsi="Calibri" w:cs="Calibri"/>
+          <w:b/>
+        </w:rPr>
+        <w:tab/>
+      </w:r>
+      <w:r>
+        <w:rPr>
+          <w:rFonts w:ascii="Calibri" w:eastAsia="Calibri" w:hAnsi="Calibri" w:cs="Calibri"/>
+          <w:bCs/>
+        </w:rPr>
+        <w:tab/>
+      </w:r>
+      <w:r>
+        <w:rPr>
+          <w:rFonts w:ascii="Calibri" w:eastAsia="Calibri" w:hAnsi="Calibri" w:cs="Calibri"/>
+          <w:b/>
+        </w:rPr>
+        <w:tab/>
+      </w:r>
+      <w:r>
+        <w:rPr>
+          <w:rFonts w:ascii="Calibri" w:eastAsia="Calibri" w:hAnsi="Calibri" w:cs="Calibri"/>
+          <w:b/>
+        </w:rPr>
+        <w:tab/>
+      </w:r>
+      <w:r>
+        <w:rPr>
+          <w:rFonts w:ascii="Calibri" w:eastAsia="Calibri" w:hAnsi="Calibri" w:cs="Calibri"/>
+        </w:rPr>
+        <w:tab/>
+      </w:r>
+      <w:r>
+        <w:rPr>
+          <w:rFonts w:ascii="Calibri" w:eastAsia="Calibri" w:hAnsi="Calibri" w:cs="Calibri"/>
+        </w:rPr>
+        <w:tab/>
+      </w:r>
+      <w:r>
+        <w:rPr>
+          <w:rFonts w:ascii="Calibri" w:eastAsia="Calibri" w:hAnsi="Calibri" w:cs="Calibri"/>
+        </w:rPr>
+        <w:tab/>
+      </w:r>
+      <w:r>
+        <w:rPr>
+          <w:rFonts w:ascii="Calibri" w:eastAsia="Calibri" w:hAnsi="Calibri" w:cs="Calibri"/>
+        </w:rPr>
+        <w:br/>
+      </w:r>
+      <w:r>
+        <w:rPr>
+          <w:rFonts w:ascii="Calibri" w:eastAsia="Calibri" w:hAnsi="Calibri" w:cs="Calibri"/>
+          <w:b/>
+          <w:bCs/>
+        </w:rPr>
+        <w:br/>
+      </w:r>
+      <w:r>
+        <w:rPr>
+          <w:rFonts w:ascii="Calibri" w:eastAsia="Calibri" w:hAnsi="Calibri" w:cs="Calibri"/>
+        </w:rPr>
+        <w:t xml:space="preserve">Freelance </w:t>
+      </w:r>
+      <w:r>
+        <w:rPr>
+          <w:rFonts w:ascii="Calibri" w:eastAsia="Calibri" w:hAnsi="Calibri" w:cs="Calibri"/>
+        </w:rPr>
+        <w:t xml:space="preserve">Web Designer </w:t>
+      </w:r>
+      <w:r>
+        <w:rPr>
+          <w:rFonts w:ascii="Calibri" w:eastAsia="Calibri" w:hAnsi="Calibri" w:cs="Calibri"/>
+        </w:rPr>
+        <w:t>f</w:t>
+      </w:r>
+      <w:r>
+        <w:rPr>
+          <w:rFonts w:ascii="Calibri" w:eastAsia="Calibri" w:hAnsi="Calibri" w:cs="Calibri"/>
+        </w:rPr>
+        <w:t xml:space="preserve">or </w:t>
+      </w:r>
+      <w:proofErr w:type="spellStart"/>
+      <w:r>
+        <w:rPr>
+          <w:rFonts w:ascii="Calibri" w:eastAsia="Calibri" w:hAnsi="Calibri" w:cs="Calibri"/>
+        </w:rPr>
+        <w:t>Dvir</w:t>
+      </w:r>
+      <w:proofErr w:type="spellEnd"/>
+      <w:r>
+        <w:rPr>
+          <w:rFonts w:ascii="Calibri" w:eastAsia="Calibri" w:hAnsi="Calibri" w:cs="Calibri"/>
+        </w:rPr>
+        <w:t xml:space="preserve"> </w:t>
+      </w:r>
+      <w:proofErr w:type="spellStart"/>
+      <w:r>
+        <w:rPr>
+          <w:rFonts w:ascii="Calibri" w:eastAsia="Calibri" w:hAnsi="Calibri" w:cs="Calibri"/>
+        </w:rPr>
+        <w:t>Nahmani</w:t>
+      </w:r>
+      <w:proofErr w:type="spellEnd"/>
+      <w:r>
+        <w:rPr>
+          <w:rFonts w:ascii="Calibri" w:eastAsia="Calibri" w:hAnsi="Calibri" w:cs="Calibri"/>
+        </w:rPr>
+        <w:t xml:space="preserve">  </w:t>
+      </w:r>
+      <w:r>
+        <w:rPr>
+          <w:rFonts w:ascii="Calibri" w:eastAsia="Calibri" w:hAnsi="Calibri" w:cs="Calibri"/>
+        </w:rPr>
+        <w:t xml:space="preserve">                           </w:t>
+      </w:r>
+      <w:r>
+        <w:rPr>
+          <w:rFonts w:ascii="Calibri" w:eastAsia="Calibri" w:hAnsi="Calibri" w:cs="Calibri"/>
+        </w:rPr>
+        <w:t xml:space="preserve"> (</w:t>
+      </w:r>
+      <w:r>
+        <w:rPr>
+          <w:rFonts w:ascii="Calibri" w:eastAsia="Calibri" w:hAnsi="Calibri" w:cs="Calibri"/>
+        </w:rPr>
+        <w:t>2018-2019</w:t>
+      </w:r>
+      <w:r>
+        <w:rPr>
+          <w:rFonts w:ascii="Calibri" w:eastAsia="Calibri" w:hAnsi="Calibri" w:cs="Calibri"/>
+        </w:rPr>
+        <w:t>)</w:t>
+      </w:r>
+    </w:p>
+    <w:p>
+      <w:pPr>
+        <w:pStyle w:val="ListParagraph"/>
+        <w:numPr>
+          <w:ilvl w:val="0"/>
+          <w:numId w:val="1"/>
+        </w:numPr>
+        <w:spacing w:after="200" w:line="240" w:lineRule="auto"/>
+        <w:rPr>
+          <w:rFonts w:ascii="Calibri" w:eastAsia="Calibri" w:hAnsi="Calibri" w:cs="Calibri"/>
+        </w:rPr>
+      </w:pPr>
+      <w:r>
+        <w:rPr>
+          <w:rFonts w:ascii="Calibri" w:eastAsia="Calibri" w:hAnsi="Calibri" w:cs="Calibri"/>
+        </w:rPr>
+        <w:t>Executed professional design</w:t>
+      </w:r>
+      <w:r>
+        <w:rPr>
+          <w:rFonts w:ascii="Calibri" w:eastAsia="Calibri" w:hAnsi="Calibri" w:cs="Calibri"/>
+        </w:rPr>
+        <w:t xml:space="preserve"> sheets for both print &amp; web.</w:t>
+      </w:r>
+    </w:p>
+    <w:p>
+      <w:pPr>
+        <w:pStyle w:val="ListParagraph"/>
+        <w:numPr>
+          <w:ilvl w:val="0"/>
+          <w:numId w:val="1"/>
+        </w:numPr>
+        <w:spacing w:after="200" w:line="240" w:lineRule="auto"/>
+        <w:rPr>
+          <w:rFonts w:ascii="Calibri" w:eastAsia="Calibri" w:hAnsi="Calibri" w:cs="Calibri"/>
+        </w:rPr>
+      </w:pPr>
+      <w:r>
+        <w:rPr>
+          <w:rFonts w:ascii="Calibri" w:eastAsia="Calibri" w:hAnsi="Calibri" w:cs="Calibri"/>
+        </w:rPr>
+        <w:t>Developed a quick and efficient techniques for pixel perfect designs</w:t>
+      </w:r>
+    </w:p>
+    <w:p>
+      <w:pPr>
+        <w:spacing w:after="200" w:line="240" w:lineRule="auto"/>
+        <w:rPr>
+          <w:rFonts w:ascii="Calibri" w:eastAsia="Calibri" w:hAnsi="Calibri" w:cs="Calibri"/>
+        </w:rPr>
+      </w:pPr>
+      <w:r>
+        <w:rPr>
+          <w:rFonts w:ascii="Calibri" w:eastAsia="Calibri" w:hAnsi="Calibri" w:cs="Calibri"/>
+        </w:rPr>
+        <w:t>Web &amp; Social Media</w:t>
+      </w:r>
+      <w:r>
+        <w:rPr>
+          <w:rFonts w:ascii="Calibri" w:eastAsia="Calibri" w:hAnsi="Calibri" w:cs="Calibri"/>
+        </w:rPr>
+        <w:t xml:space="preserve"> Designer / Zap </w:t>
       </w:r>
       <w:r>
         <w:rPr>
@@ -1303,6 +1343,232 @@
 <file path=word/numbering.xml><?xml version="1.0" encoding="utf-8"?>
 <w:numbering xmlns:wpc="http://schemas.microsoft.com/office/word/2010/wordprocessingCanvas" xmlns:mc="http://schemas.openxmlformats.org/markup-compatibility/2006" xmlns:o="urn:schemas-microsoft-com:office:office" xmlns:r="http://schemas.openxmlformats.org/officeDocument/2006/relationships" xmlns:m="http://schemas.openxmlformats.org/officeDocument/2006/math" xmlns:v="urn:schemas-microsoft-com:vml" xmlns:wp14="http://schemas.microsoft.com/office/word/2010/wordprocessingDrawing" xmlns:wp="http://schemas.openxmlformats.org/drawingml/2006/wordprocessingDrawing" xmlns:w10="urn:schemas-microsoft-com:office:word" xmlns:w="http://schemas.openxmlformats.org/wordprocessingml/2006/main" xmlns:w14="http://schemas.microsoft.com/office/word/2010/wordml" xmlns:wpg="http://schemas.microsoft.com/office/word/2010/wordprocessingGroup" xmlns:wpi="http://schemas.microsoft.com/office/word/2010/wordprocessingInk" xmlns:wne="http://schemas.microsoft.com/office/word/2006/wordml" xmlns:wps="http://schemas.microsoft.com/office/word/2010/wordprocessingShape" mc:Ignorable="w14 wp14">
   <w:abstractNum w:abstractNumId="0">
+    <w:nsid w:val="15C13E46"/>
+    <w:multiLevelType w:val="hybridMultilevel"/>
+    <w:tmpl w:val="9A7020DA"/>
+    <w:lvl w:ilvl="0" w:tplc="04090001">
+      <w:start w:val="1"/>
+      <w:numFmt w:val="bullet"/>
+      <w:lvlText w:val=""/>
+      <w:lvlJc w:val="left"/>
+      <w:pPr>
+        <w:ind w:left="720" w:hanging="360"/>
+      </w:pPr>
+      <w:rPr>
+        <w:rFonts w:ascii="Symbol" w:hAnsi="Symbol" w:hint="default"/>
+      </w:rPr>
+    </w:lvl>
+    <w:lvl w:ilvl="1" w:tplc="04090003" w:tentative="1">
+      <w:start w:val="1"/>
+      <w:numFmt w:val="bullet"/>
+      <w:lvlText w:val="o"/>
+      <w:lvlJc w:val="left"/>
+      <w:pPr>
+        <w:ind w:left="1440" w:hanging="360"/>
+      </w:pPr>
+      <w:rPr>
+        <w:rFonts w:ascii="Courier New" w:hAnsi="Courier New" w:cs="Courier New" w:hint="default"/>
+      </w:rPr>
+    </w:lvl>
+    <w:lvl w:ilvl="2" w:tplc="04090005" w:tentative="1">
+      <w:start w:val="1"/>
+      <w:numFmt w:val="bullet"/>
+      <w:lvlText w:val=""/>
+      <w:lvlJc w:val="left"/>
+      <w:pPr>
+        <w:ind w:left="2160" w:hanging="360"/>
+      </w:pPr>
+      <w:rPr>
+        <w:rFonts w:ascii="Wingdings" w:hAnsi="Wingdings" w:hint="default"/>
+      </w:rPr>
+    </w:lvl>
+    <w:lvl w:ilvl="3" w:tplc="04090001" w:tentative="1">
+      <w:start w:val="1"/>
+      <w:numFmt w:val="bullet"/>
+      <w:lvlText w:val=""/>
+      <w:lvlJc w:val="left"/>
+      <w:pPr>
+        <w:ind w:left="2880" w:hanging="360"/>
+      </w:pPr>
+      <w:rPr>
+        <w:rFonts w:ascii="Symbol" w:hAnsi="Symbol" w:hint="default"/>
+      </w:rPr>
+    </w:lvl>
+    <w:lvl w:ilvl="4" w:tplc="04090003" w:tentative="1">
+      <w:start w:val="1"/>
+      <w:numFmt w:val="bullet"/>
+      <w:lvlText w:val="o"/>
+      <w:lvlJc w:val="left"/>
+      <w:pPr>
+        <w:ind w:left="3600" w:hanging="360"/>
+      </w:pPr>
+      <w:rPr>
+        <w:rFonts w:ascii="Courier New" w:hAnsi="Courier New" w:cs="Courier New" w:hint="default"/>
+      </w:rPr>
+    </w:lvl>
+    <w:lvl w:ilvl="5" w:tplc="04090005" w:tentative="1">
+      <w:start w:val="1"/>
+      <w:numFmt w:val="bullet"/>
+      <w:lvlText w:val=""/>
+      <w:lvlJc w:val="left"/>
+      <w:pPr>
+        <w:ind w:left="4320" w:hanging="360"/>
+      </w:pPr>
+      <w:rPr>
+        <w:rFonts w:ascii="Wingdings" w:hAnsi="Wingdings" w:hint="default"/>
+      </w:rPr>
+    </w:lvl>
+    <w:lvl w:ilvl="6" w:tplc="04090001" w:tentative="1">
+      <w:start w:val="1"/>
+      <w:numFmt w:val="bullet"/>
+      <w:lvlText w:val=""/>
+      <w:lvlJc w:val="left"/>
+      <w:pPr>
+        <w:ind w:left="5040" w:hanging="360"/>
+      </w:pPr>
+      <w:rPr>
+        <w:rFonts w:ascii="Symbol" w:hAnsi="Symbol" w:hint="default"/>
+      </w:rPr>
+    </w:lvl>
+    <w:lvl w:ilvl="7" w:tplc="04090003" w:tentative="1">
+      <w:start w:val="1"/>
+      <w:numFmt w:val="bullet"/>
+      <w:lvlText w:val="o"/>
+      <w:lvlJc w:val="left"/>
+      <w:pPr>
+        <w:ind w:left="5760" w:hanging="360"/>
+      </w:pPr>
+      <w:rPr>
+        <w:rFonts w:ascii="Courier New" w:hAnsi="Courier New" w:cs="Courier New" w:hint="default"/>
+      </w:rPr>
+    </w:lvl>
+    <w:lvl w:ilvl="8" w:tplc="04090005" w:tentative="1">
+      <w:start w:val="1"/>
+      <w:numFmt w:val="bullet"/>
+      <w:lvlText w:val=""/>
+      <w:lvlJc w:val="left"/>
+      <w:pPr>
+        <w:ind w:left="6480" w:hanging="360"/>
+      </w:pPr>
+      <w:rPr>
+        <w:rFonts w:ascii="Wingdings" w:hAnsi="Wingdings" w:hint="default"/>
+      </w:rPr>
+    </w:lvl>
+  </w:abstractNum>
+  <w:abstractNum w:abstractNumId="1">
+    <w:nsid w:val="26361CD2"/>
+    <w:multiLevelType w:val="hybridMultilevel"/>
+    <w:tmpl w:val="9360581E"/>
+    <w:lvl w:ilvl="0" w:tplc="04090001">
+      <w:start w:val="1"/>
+      <w:numFmt w:val="bullet"/>
+      <w:lvlText w:val=""/>
+      <w:lvlJc w:val="left"/>
+      <w:pPr>
+        <w:ind w:left="720" w:hanging="360"/>
+      </w:pPr>
+      <w:rPr>
+        <w:rFonts w:ascii="Symbol" w:hAnsi="Symbol" w:hint="default"/>
+      </w:rPr>
+    </w:lvl>
+    <w:lvl w:ilvl="1" w:tplc="04090003" w:tentative="1">
+      <w:start w:val="1"/>
+      <w:numFmt w:val="bullet"/>
+      <w:lvlText w:val="o"/>
+      <w:lvlJc w:val="left"/>
+      <w:pPr>
+        <w:ind w:left="1440" w:hanging="360"/>
+      </w:pPr>
+      <w:rPr>
+        <w:rFonts w:ascii="Courier New" w:hAnsi="Courier New" w:cs="Courier New" w:hint="default"/>
+      </w:rPr>
+    </w:lvl>
+    <w:lvl w:ilvl="2" w:tplc="04090005" w:tentative="1">
+      <w:start w:val="1"/>
+      <w:numFmt w:val="bullet"/>
+      <w:lvlText w:val=""/>
+      <w:lvlJc w:val="left"/>
+      <w:pPr>
+        <w:ind w:left="2160" w:hanging="360"/>
+      </w:pPr>
+      <w:rPr>
+        <w:rFonts w:ascii="Wingdings" w:hAnsi="Wingdings" w:hint="default"/>
+      </w:rPr>
+    </w:lvl>
+    <w:lvl w:ilvl="3" w:tplc="04090001" w:tentative="1">
+      <w:start w:val="1"/>
+      <w:numFmt w:val="bullet"/>
+      <w:lvlText w:val=""/>
+      <w:lvlJc w:val="left"/>
+      <w:pPr>
+        <w:ind w:left="2880" w:hanging="360"/>
+      </w:pPr>
+      <w:rPr>
+        <w:rFonts w:ascii="Symbol" w:hAnsi="Symbol" w:hint="default"/>
+      </w:rPr>
+    </w:lvl>
+    <w:lvl w:ilvl="4" w:tplc="04090003" w:tentative="1">
+      <w:start w:val="1"/>
+      <w:numFmt w:val="bullet"/>
+      <w:lvlText w:val="o"/>
+      <w:lvlJc w:val="left"/>
+      <w:pPr>
+        <w:ind w:left="3600" w:hanging="360"/>
+      </w:pPr>
+      <w:rPr>
+        <w:rFonts w:ascii="Courier New" w:hAnsi="Courier New" w:cs="Courier New" w:hint="default"/>
+      </w:rPr>
+    </w:lvl>
+    <w:lvl w:ilvl="5" w:tplc="04090005" w:tentative="1">
+      <w:start w:val="1"/>
+      <w:numFmt w:val="bullet"/>
+      <w:lvlText w:val=""/>
+      <w:lvlJc w:val="left"/>
+      <w:pPr>
+        <w:ind w:left="4320" w:hanging="360"/>
+      </w:pPr>
+      <w:rPr>
+        <w:rFonts w:ascii="Wingdings" w:hAnsi="Wingdings" w:hint="default"/>
+      </w:rPr>
+    </w:lvl>
+    <w:lvl w:ilvl="6" w:tplc="04090001" w:tentative="1">
+      <w:start w:val="1"/>
+      <w:numFmt w:val="bullet"/>
+      <w:lvlText w:val=""/>
+      <w:lvlJc w:val="left"/>
+      <w:pPr>
+        <w:ind w:left="5040" w:hanging="360"/>
+      </w:pPr>
+      <w:rPr>
+        <w:rFonts w:ascii="Symbol" w:hAnsi="Symbol" w:hint="default"/>
+      </w:rPr>
+    </w:lvl>
+    <w:lvl w:ilvl="7" w:tplc="04090003" w:tentative="1">
+      <w:start w:val="1"/>
+      <w:numFmt w:val="bullet"/>
+      <w:lvlText w:val="o"/>
+      <w:lvlJc w:val="left"/>
+      <w:pPr>
+        <w:ind w:left="5760" w:hanging="360"/>
+      </w:pPr>
+      <w:rPr>
+        <w:rFonts w:ascii="Courier New" w:hAnsi="Courier New" w:cs="Courier New" w:hint="default"/>
+      </w:rPr>
+    </w:lvl>
+    <w:lvl w:ilvl="8" w:tplc="04090005" w:tentative="1">
+      <w:start w:val="1"/>
+      <w:numFmt w:val="bullet"/>
+      <w:lvlText w:val=""/>
+      <w:lvlJc w:val="left"/>
+      <w:pPr>
+        <w:ind w:left="6480" w:hanging="360"/>
+      </w:pPr>
+      <w:rPr>
+        <w:rFonts w:ascii="Wingdings" w:hAnsi="Wingdings" w:hint="default"/>
+      </w:rPr>
+    </w:lvl>
+  </w:abstractNum>
+  <w:abstractNum w:abstractNumId="2">
     <w:nsid w:val="40E54296"/>
     <w:multiLevelType w:val="hybridMultilevel"/>
     <w:tmpl w:val="5E566574"/>
@@ -1415,7 +1681,7 @@
       </w:rPr>
     </w:lvl>
   </w:abstractNum>
-  <w:abstractNum w:abstractNumId="1">
+  <w:abstractNum w:abstractNumId="3">
     <w:nsid w:val="46D17456"/>
     <w:multiLevelType w:val="hybridMultilevel"/>
     <w:tmpl w:val="C9928286"/>
@@ -1528,11 +1794,249 @@
       </w:rPr>
     </w:lvl>
   </w:abstractNum>
+  <w:abstractNum w:abstractNumId="4">
+    <w:nsid w:val="5D5D009B"/>
+    <w:multiLevelType w:val="hybridMultilevel"/>
+    <w:tmpl w:val="AE3CDEFE"/>
+    <w:lvl w:ilvl="0" w:tplc="04090001">
+      <w:start w:val="1"/>
+      <w:numFmt w:val="bullet"/>
+      <w:lvlText w:val=""/>
+      <w:lvlJc w:val="left"/>
+      <w:pPr>
+        <w:ind w:left="720" w:hanging="360"/>
+      </w:pPr>
+      <w:rPr>
+        <w:rFonts w:ascii="Symbol" w:hAnsi="Symbol" w:hint="default"/>
+      </w:rPr>
+    </w:lvl>
+    <w:lvl w:ilvl="1" w:tplc="04090003" w:tentative="1">
+      <w:start w:val="1"/>
+      <w:numFmt w:val="bullet"/>
+      <w:lvlText w:val="o"/>
+      <w:lvlJc w:val="left"/>
+      <w:pPr>
+        <w:ind w:left="1440" w:hanging="360"/>
+      </w:pPr>
+      <w:rPr>
+        <w:rFonts w:ascii="Courier New" w:hAnsi="Courier New" w:cs="Courier New" w:hint="default"/>
+      </w:rPr>
+    </w:lvl>
+    <w:lvl w:ilvl="2" w:tplc="04090005" w:tentative="1">
+      <w:start w:val="1"/>
+      <w:numFmt w:val="bullet"/>
+      <w:lvlText w:val=""/>
+      <w:lvlJc w:val="left"/>
+      <w:pPr>
+        <w:ind w:left="2160" w:hanging="360"/>
+      </w:pPr>
+      <w:rPr>
+        <w:rFonts w:ascii="Wingdings" w:hAnsi="Wingdings" w:hint="default"/>
+      </w:rPr>
+    </w:lvl>
+    <w:lvl w:ilvl="3" w:tplc="04090001" w:tentative="1">
+      <w:start w:val="1"/>
+      <w:numFmt w:val="bullet"/>
+      <w:lvlText w:val=""/>
+      <w:lvlJc w:val="left"/>
+      <w:pPr>
+        <w:ind w:left="2880" w:hanging="360"/>
+      </w:pPr>
+      <w:rPr>
+        <w:rFonts w:ascii="Symbol" w:hAnsi="Symbol" w:hint="default"/>
+      </w:rPr>
+    </w:lvl>
+    <w:lvl w:ilvl="4" w:tplc="04090003" w:tentative="1">
+      <w:start w:val="1"/>
+      <w:numFmt w:val="bullet"/>
+      <w:lvlText w:val="o"/>
+      <w:lvlJc w:val="left"/>
+      <w:pPr>
+        <w:ind w:left="3600" w:hanging="360"/>
+      </w:pPr>
+      <w:rPr>
+        <w:rFonts w:ascii="Courier New" w:hAnsi="Courier New" w:cs="Courier New" w:hint="default"/>
+      </w:rPr>
+    </w:lvl>
+    <w:lvl w:ilvl="5" w:tplc="04090005" w:tentative="1">
+      <w:start w:val="1"/>
+      <w:numFmt w:val="bullet"/>
+      <w:lvlText w:val=""/>
+      <w:lvlJc w:val="left"/>
+      <w:pPr>
+        <w:ind w:left="4320" w:hanging="360"/>
+      </w:pPr>
+      <w:rPr>
+        <w:rFonts w:ascii="Wingdings" w:hAnsi="Wingdings" w:hint="default"/>
+      </w:rPr>
+    </w:lvl>
+    <w:lvl w:ilvl="6" w:tplc="04090001" w:tentative="1">
+      <w:start w:val="1"/>
+      <w:numFmt w:val="bullet"/>
+      <w:lvlText w:val=""/>
+      <w:lvlJc w:val="left"/>
+      <w:pPr>
+        <w:ind w:left="5040" w:hanging="360"/>
+      </w:pPr>
+      <w:rPr>
+        <w:rFonts w:ascii="Symbol" w:hAnsi="Symbol" w:hint="default"/>
+      </w:rPr>
+    </w:lvl>
+    <w:lvl w:ilvl="7" w:tplc="04090003" w:tentative="1">
+      <w:start w:val="1"/>
+      <w:numFmt w:val="bullet"/>
+      <w:lvlText w:val="o"/>
+      <w:lvlJc w:val="left"/>
+      <w:pPr>
+        <w:ind w:left="5760" w:hanging="360"/>
+      </w:pPr>
+      <w:rPr>
+        <w:rFonts w:ascii="Courier New" w:hAnsi="Courier New" w:cs="Courier New" w:hint="default"/>
+      </w:rPr>
+    </w:lvl>
+    <w:lvl w:ilvl="8" w:tplc="04090005" w:tentative="1">
+      <w:start w:val="1"/>
+      <w:numFmt w:val="bullet"/>
+      <w:lvlText w:val=""/>
+      <w:lvlJc w:val="left"/>
+      <w:pPr>
+        <w:ind w:left="6480" w:hanging="360"/>
+      </w:pPr>
+      <w:rPr>
+        <w:rFonts w:ascii="Wingdings" w:hAnsi="Wingdings" w:hint="default"/>
+      </w:rPr>
+    </w:lvl>
+  </w:abstractNum>
+  <w:abstractNum w:abstractNumId="5">
+    <w:nsid w:val="772356F4"/>
+    <w:multiLevelType w:val="hybridMultilevel"/>
+    <w:tmpl w:val="2932C2E6"/>
+    <w:lvl w:ilvl="0" w:tplc="04090001">
+      <w:start w:val="1"/>
+      <w:numFmt w:val="bullet"/>
+      <w:lvlText w:val=""/>
+      <w:lvlJc w:val="left"/>
+      <w:pPr>
+        <w:ind w:left="720" w:hanging="360"/>
+      </w:pPr>
+      <w:rPr>
+        <w:rFonts w:ascii="Symbol" w:hAnsi="Symbol" w:hint="default"/>
+      </w:rPr>
+    </w:lvl>
+    <w:lvl w:ilvl="1" w:tplc="04090003" w:tentative="1">
+      <w:start w:val="1"/>
+      <w:numFmt w:val="bullet"/>
+      <w:lvlText w:val="o"/>
+      <w:lvlJc w:val="left"/>
+      <w:pPr>
+        <w:ind w:left="1440" w:hanging="360"/>
+      </w:pPr>
+      <w:rPr>
+        <w:rFonts w:ascii="Courier New" w:hAnsi="Courier New" w:cs="Courier New" w:hint="default"/>
+      </w:rPr>
+    </w:lvl>
+    <w:lvl w:ilvl="2" w:tplc="04090005" w:tentative="1">
+      <w:start w:val="1"/>
+      <w:numFmt w:val="bullet"/>
+      <w:lvlText w:val=""/>
+      <w:lvlJc w:val="left"/>
+      <w:pPr>
+        <w:ind w:left="2160" w:hanging="360"/>
+      </w:pPr>
+      <w:rPr>
+        <w:rFonts w:ascii="Wingdings" w:hAnsi="Wingdings" w:hint="default"/>
+      </w:rPr>
+    </w:lvl>
+    <w:lvl w:ilvl="3" w:tplc="04090001" w:tentative="1">
+      <w:start w:val="1"/>
+      <w:numFmt w:val="bullet"/>
+      <w:lvlText w:val=""/>
+      <w:lvlJc w:val="left"/>
+      <w:pPr>
+        <w:ind w:left="2880" w:hanging="360"/>
+      </w:pPr>
+      <w:rPr>
+        <w:rFonts w:ascii="Symbol" w:hAnsi="Symbol" w:hint="default"/>
+      </w:rPr>
+    </w:lvl>
+    <w:lvl w:ilvl="4" w:tplc="04090003" w:tentative="1">
+      <w:start w:val="1"/>
+      <w:numFmt w:val="bullet"/>
+      <w:lvlText w:val="o"/>
+      <w:lvlJc w:val="left"/>
+      <w:pPr>
+        <w:ind w:left="3600" w:hanging="360"/>
+      </w:pPr>
+      <w:rPr>
+        <w:rFonts w:ascii="Courier New" w:hAnsi="Courier New" w:cs="Courier New" w:hint="default"/>
+      </w:rPr>
+    </w:lvl>
+    <w:lvl w:ilvl="5" w:tplc="04090005" w:tentative="1">
+      <w:start w:val="1"/>
+      <w:numFmt w:val="bullet"/>
+      <w:lvlText w:val=""/>
+      <w:lvlJc w:val="left"/>
+      <w:pPr>
+        <w:ind w:left="4320" w:hanging="360"/>
+      </w:pPr>
+      <w:rPr>
+        <w:rFonts w:ascii="Wingdings" w:hAnsi="Wingdings" w:hint="default"/>
+      </w:rPr>
+    </w:lvl>
+    <w:lvl w:ilvl="6" w:tplc="04090001" w:tentative="1">
+      <w:start w:val="1"/>
+      <w:numFmt w:val="bullet"/>
+      <w:lvlText w:val=""/>
+      <w:lvlJc w:val="left"/>
+      <w:pPr>
+        <w:ind w:left="5040" w:hanging="360"/>
+      </w:pPr>
+      <w:rPr>
+        <w:rFonts w:ascii="Symbol" w:hAnsi="Symbol" w:hint="default"/>
+      </w:rPr>
+    </w:lvl>
+    <w:lvl w:ilvl="7" w:tplc="04090003" w:tentative="1">
+      <w:start w:val="1"/>
+      <w:numFmt w:val="bullet"/>
+      <w:lvlText w:val="o"/>
+      <w:lvlJc w:val="left"/>
+      <w:pPr>
+        <w:ind w:left="5760" w:hanging="360"/>
+      </w:pPr>
+      <w:rPr>
+        <w:rFonts w:ascii="Courier New" w:hAnsi="Courier New" w:cs="Courier New" w:hint="default"/>
+      </w:rPr>
+    </w:lvl>
+    <w:lvl w:ilvl="8" w:tplc="04090005" w:tentative="1">
+      <w:start w:val="1"/>
+      <w:numFmt w:val="bullet"/>
+      <w:lvlText w:val=""/>
+      <w:lvlJc w:val="left"/>
+      <w:pPr>
+        <w:ind w:left="6480" w:hanging="360"/>
+      </w:pPr>
+      <w:rPr>
+        <w:rFonts w:ascii="Wingdings" w:hAnsi="Wingdings" w:hint="default"/>
+      </w:rPr>
+    </w:lvl>
+  </w:abstractNum>
   <w:num w:numId="1">
-    <w:abstractNumId w:val="1"/>
+    <w:abstractNumId w:val="3"/>
   </w:num>
   <w:num w:numId="2">
+    <w:abstractNumId w:val="2"/>
+  </w:num>
+  <w:num w:numId="3">
     <w:abstractNumId w:val="0"/>
+  </w:num>
+  <w:num w:numId="4">
+    <w:abstractNumId w:val="4"/>
+  </w:num>
+  <w:num w:numId="5">
+    <w:abstractNumId w:val="5"/>
+  </w:num>
+  <w:num w:numId="6">
+    <w:abstractNumId w:val="1"/>
   </w:num>
 </w:numbering>
 </file>
@@ -2620,7 +3124,7 @@
   <a:extraClrSchemeLst/>
   <a:extLst>
     <a:ext uri="{05A4C25C-085E-4340-85A3-A5531E510DB2}">
-      <thm15:themeFamily xmlns:thm15="http://schemas.microsoft.com/office/thememl/2012/main" xmlns="" name="Office Theme" id="{62F939B6-93AF-4DB8-9C6B-D6C7DFDC589F}" vid="{4A3C46E8-61CC-4603-A589-7422A47A8E4A}"/>
+      <thm15:themeFamily xmlns="" xmlns:thm15="http://schemas.microsoft.com/office/thememl/2012/main" name="Office Theme" id="{62F939B6-93AF-4DB8-9C6B-D6C7DFDC589F}" vid="{4A3C46E8-61CC-4603-A589-7422A47A8E4A}"/>
     </a:ext>
   </a:extLst>
 </a:theme>

--- a/src/assets/cv/Lital_Gottlieb_CV.docx
+++ b/src/assets/cv/Lital_Gottlieb_CV.docx
@@ -138,7 +138,21 @@
         <w:rPr>
           <w:rFonts w:ascii="Calibri" w:eastAsia="Calibri" w:hAnsi="Calibri" w:cs="Calibri"/>
         </w:rPr>
-        <w:t xml:space="preserve">   Github:  </w:t>
+        <w:t xml:space="preserve">   </w:t>
+      </w:r>
+      <w:proofErr w:type="spellStart"/>
+      <w:r>
+        <w:rPr>
+          <w:rFonts w:ascii="Calibri" w:eastAsia="Calibri" w:hAnsi="Calibri" w:cs="Calibri"/>
+        </w:rPr>
+        <w:t>Github</w:t>
+      </w:r>
+      <w:proofErr w:type="spellEnd"/>
+      <w:r>
+        <w:rPr>
+          <w:rFonts w:ascii="Calibri" w:eastAsia="Calibri" w:hAnsi="Calibri" w:cs="Calibri"/>
+        </w:rPr>
+        <w:t xml:space="preserve">:  </w:t>
       </w:r>
       <w:hyperlink r:id="rId8" w:history="1">
         <w:r>
@@ -146,21 +160,7 @@
             <w:rStyle w:val="Hyperlink"/>
             <w:rFonts w:ascii="Calibri" w:eastAsia="Calibri" w:hAnsi="Calibri" w:cs="Calibri"/>
           </w:rPr>
-          <w:t>https://gith</w:t>
-        </w:r>
-        <w:r>
-          <w:rPr>
-            <w:rStyle w:val="Hyperlink"/>
-            <w:rFonts w:ascii="Calibri" w:eastAsia="Calibri" w:hAnsi="Calibri" w:cs="Calibri"/>
-          </w:rPr>
-          <w:t>u</w:t>
-        </w:r>
-        <w:r>
-          <w:rPr>
-            <w:rStyle w:val="Hyperlink"/>
-            <w:rFonts w:ascii="Calibri" w:eastAsia="Calibri" w:hAnsi="Calibri" w:cs="Calibri"/>
-          </w:rPr>
-          <w:t>b.com/litalg8</w:t>
+          <w:t>https://github.com/litalg8</w:t>
         </w:r>
       </w:hyperlink>
       <w:r>
@@ -521,8 +521,6 @@
         </w:rPr>
         <w:t xml:space="preserve"> (Flex and Grid). </w:t>
       </w:r>
-      <w:bookmarkStart w:id="0" w:name="_GoBack"/>
-      <w:bookmarkEnd w:id="0"/>
       <w:r>
         <w:rPr>
           <w:rFonts w:asciiTheme="minorHAnsi" w:eastAsia="MS Mincho" w:hAnsiTheme="minorHAnsi"/>
@@ -846,7 +844,7 @@
         <w:rPr>
           <w:rFonts w:ascii="Calibri" w:eastAsia="Calibri" w:hAnsi="Calibri" w:cs="Calibri"/>
         </w:rPr>
-        <w:t>2018-2019</w:t>
+        <w:t>2018-2020</w:t>
       </w:r>
       <w:r>
         <w:rPr>
@@ -871,13 +869,19 @@
         <w:rPr>
           <w:rFonts w:ascii="Calibri" w:eastAsia="Calibri" w:hAnsi="Calibri" w:cs="Calibri"/>
         </w:rPr>
-        <w:t>Executed professional design</w:t>
-      </w:r>
-      <w:r>
-        <w:rPr>
-          <w:rFonts w:ascii="Calibri" w:eastAsia="Calibri" w:hAnsi="Calibri" w:cs="Calibri"/>
-        </w:rPr>
-        <w:t xml:space="preserve"> sheets for both print &amp; web.</w:t>
+        <w:t xml:space="preserve">Tailored </w:t>
+      </w:r>
+      <w:r>
+        <w:rPr>
+          <w:rFonts w:ascii="Calibri" w:eastAsia="Calibri" w:hAnsi="Calibri" w:cs="Calibri"/>
+        </w:rPr>
+        <w:t>design</w:t>
+      </w:r>
+      <w:r>
+        <w:rPr>
+          <w:rFonts w:ascii="Calibri" w:eastAsia="Calibri" w:hAnsi="Calibri" w:cs="Calibri"/>
+        </w:rPr>
+        <w:t xml:space="preserve"> sheets according to each client’s branding aesthetic. </w:t>
       </w:r>
     </w:p>
     <w:p>
@@ -896,7 +900,58 @@
         <w:rPr>
           <w:rFonts w:ascii="Calibri" w:eastAsia="Calibri" w:hAnsi="Calibri" w:cs="Calibri"/>
         </w:rPr>
-        <w:t>Developed a quick and efficient techniques for pixel perfect designs</w:t>
+        <w:t xml:space="preserve">Developed </w:t>
+      </w:r>
+      <w:r>
+        <w:rPr>
+          <w:rFonts w:ascii="Calibri" w:eastAsia="Calibri" w:hAnsi="Calibri" w:cs="Calibri"/>
+        </w:rPr>
+        <w:t>quick and efficient techniques for pixel</w:t>
+      </w:r>
+      <w:bookmarkStart w:id="0" w:name="_GoBack"/>
+      <w:bookmarkEnd w:id="0"/>
+      <w:r>
+        <w:rPr>
+          <w:rFonts w:ascii="Calibri" w:eastAsia="Calibri" w:hAnsi="Calibri" w:cs="Calibri"/>
+        </w:rPr>
+        <w:t xml:space="preserve"> perfect designs</w:t>
+      </w:r>
+      <w:r>
+        <w:rPr>
+          <w:rFonts w:ascii="Calibri" w:eastAsia="Calibri" w:hAnsi="Calibri" w:cs="Calibri"/>
+        </w:rPr>
+        <w:t>.</w:t>
+      </w:r>
+    </w:p>
+    <w:p>
+      <w:pPr>
+        <w:pStyle w:val="ListParagraph"/>
+        <w:numPr>
+          <w:ilvl w:val="0"/>
+          <w:numId w:val="1"/>
+        </w:numPr>
+        <w:spacing w:after="200" w:line="240" w:lineRule="auto"/>
+        <w:rPr>
+          <w:rFonts w:ascii="Calibri" w:eastAsia="Calibri" w:hAnsi="Calibri" w:cs="Calibri"/>
+        </w:rPr>
+      </w:pPr>
+      <w:r>
+        <w:rPr>
+          <w:rFonts w:ascii="Calibri" w:eastAsia="Calibri" w:hAnsi="Calibri" w:cs="Calibri"/>
+        </w:rPr>
+        <w:t xml:space="preserve">Revitalized website </w:t>
+      </w:r>
+      <w:r>
+        <w:rPr>
+          <w:rFonts w:ascii="Calibri" w:eastAsia="Calibri" w:hAnsi="Calibri" w:cs="Calibri"/>
+        </w:rPr>
+        <w:t>for a better u</w:t>
+      </w:r>
+      <w:r>
+        <w:rPr>
+          <w:rFonts w:ascii="Calibri" w:eastAsia="Calibri" w:hAnsi="Calibri" w:cs="Calibri"/>
+        </w:rPr>
+        <w:t xml:space="preserve">ser experience. </w:t>
       </w:r>
     </w:p>
     <w:p>
@@ -1005,7 +1060,13 @@
         <w:rPr>
           <w:rFonts w:ascii="Calibri" w:eastAsia="Calibri" w:hAnsi="Calibri" w:cs="Calibri"/>
         </w:rPr>
-        <w:t>Communicated with different department heads.</w:t>
+        <w:t>Streamlined communication between</w:t>
+      </w:r>
+      <w:r>
+        <w:rPr>
+          <w:rFonts w:ascii="Calibri" w:eastAsia="Calibri" w:hAnsi="Calibri" w:cs="Calibri"/>
+        </w:rPr>
+        <w:t xml:space="preserve"> different department heads.</w:t>
       </w:r>
     </w:p>
     <w:p>
@@ -1024,7 +1085,13 @@
         <w:rPr>
           <w:rFonts w:ascii="Calibri" w:eastAsia="Calibri" w:hAnsi="Calibri" w:cs="Calibri"/>
         </w:rPr>
-        <w:t>Customized UI/UX designs for B2B sites</w:t>
+        <w:t>Custom</w:t>
+      </w:r>
+      <w:r>
+        <w:rPr>
+          <w:rFonts w:ascii="Calibri" w:eastAsia="Calibri" w:hAnsi="Calibri" w:cs="Calibri"/>
+        </w:rPr>
+        <w:t xml:space="preserve">ized UI/UX designs for B2B. </w:t>
       </w:r>
     </w:p>
     <w:p>
@@ -1043,13 +1110,31 @@
         <w:rPr>
           <w:rFonts w:ascii="Calibri" w:eastAsia="Calibri" w:hAnsi="Calibri" w:cs="Calibri"/>
         </w:rPr>
-        <w:t xml:space="preserve">Created promotional </w:t>
-      </w:r>
-      <w:r>
-        <w:rPr>
-          <w:rFonts w:ascii="Calibri" w:eastAsia="Calibri" w:hAnsi="Calibri" w:cs="Calibri"/>
-        </w:rPr>
-        <w:t xml:space="preserve">social media designs for Facebook and </w:t>
+        <w:t xml:space="preserve">Strengthened social media presence </w:t>
+      </w:r>
+      <w:r>
+        <w:rPr>
+          <w:rFonts w:ascii="Calibri" w:eastAsia="Calibri" w:hAnsi="Calibri" w:cs="Calibri"/>
+        </w:rPr>
+        <w:t xml:space="preserve">with strong </w:t>
+      </w:r>
+      <w:r>
+        <w:rPr>
+          <w:rFonts w:ascii="Calibri" w:eastAsia="Calibri" w:hAnsi="Calibri" w:cs="Calibri"/>
+        </w:rPr>
+        <w:t>designs for</w:t>
+      </w:r>
+      <w:r>
+        <w:rPr>
+          <w:rFonts w:ascii="Calibri" w:eastAsia="Calibri" w:hAnsi="Calibri" w:cs="Calibri"/>
+        </w:rPr>
+        <w:t xml:space="preserve"> </w:t>
+      </w:r>
+      <w:r>
+        <w:rPr>
+          <w:rFonts w:ascii="Calibri" w:eastAsia="Calibri" w:hAnsi="Calibri" w:cs="Calibri"/>
+        </w:rPr>
+        <w:t xml:space="preserve">Facebook and </w:t>
       </w:r>
       <w:proofErr w:type="spellStart"/>
       <w:r>
@@ -1135,25 +1220,13 @@
         <w:rPr>
           <w:rFonts w:ascii="Calibri" w:eastAsia="Calibri" w:hAnsi="Calibri" w:cs="Calibri"/>
         </w:rPr>
-        <w:t>Responsible</w:t>
-      </w:r>
-      <w:r>
-        <w:rPr>
-          <w:rFonts w:ascii="Calibri" w:eastAsia="Calibri" w:hAnsi="Calibri" w:cs="Calibri"/>
-        </w:rPr>
-        <w:t xml:space="preserve"> for managing </w:t>
-      </w:r>
-      <w:r>
-        <w:rPr>
-          <w:rFonts w:ascii="Calibri" w:eastAsia="Calibri" w:hAnsi="Calibri" w:cs="Calibri"/>
-        </w:rPr>
-        <w:t>Facebook</w:t>
-      </w:r>
-      <w:r>
-        <w:rPr>
-          <w:rFonts w:ascii="Calibri" w:eastAsia="Calibri" w:hAnsi="Calibri" w:cs="Calibri"/>
-        </w:rPr>
-        <w:t xml:space="preserve"> pages and campaigns</w:t>
+        <w:t xml:space="preserve">Engaged </w:t>
+      </w:r>
+      <w:r>
+        <w:rPr>
+          <w:rFonts w:ascii="Calibri" w:eastAsia="Calibri" w:hAnsi="Calibri" w:cs="Calibri"/>
+        </w:rPr>
+        <w:t>clients with strong social media campaigns</w:t>
       </w:r>
       <w:r>
         <w:rPr>
@@ -1178,29 +1251,48 @@
         <w:rPr>
           <w:rFonts w:ascii="Calibri" w:eastAsia="Calibri" w:hAnsi="Calibri" w:cs="Calibri"/>
         </w:rPr>
-        <w:t>Desi</w:t>
-      </w:r>
-      <w:r>
-        <w:rPr>
-          <w:rFonts w:ascii="Calibri" w:eastAsia="Calibri" w:hAnsi="Calibri" w:cs="Calibri"/>
-        </w:rPr>
-        <w:t xml:space="preserve">gned all promotional materials for their many business clients. </w:t>
-      </w:r>
-      <w:r>
-        <w:rPr>
-          <w:rFonts w:ascii="Calibri" w:eastAsia="Calibri" w:hAnsi="Calibri" w:cs="Calibri"/>
-        </w:rPr>
-        <w:br/>
-      </w:r>
-      <w:r>
-        <w:rPr>
-          <w:rFonts w:ascii="Calibri" w:eastAsia="Calibri" w:hAnsi="Calibri" w:cs="Calibri"/>
-        </w:rPr>
-        <w:tab/>
+        <w:t xml:space="preserve">Spearheaded social media campaigns for multiple business clients. </w:t>
       </w:r>
     </w:p>
     <w:p>
       <w:pPr>
+        <w:pStyle w:val="ListParagraph"/>
+        <w:numPr>
+          <w:ilvl w:val="0"/>
+          <w:numId w:val="2"/>
+        </w:numPr>
+        <w:spacing w:after="200" w:line="240" w:lineRule="auto"/>
+        <w:rPr>
+          <w:rFonts w:ascii="Calibri" w:eastAsia="Calibri" w:hAnsi="Calibri" w:cs="Calibri"/>
+        </w:rPr>
+      </w:pPr>
+      <w:r>
+        <w:rPr>
+          <w:rFonts w:ascii="Calibri" w:eastAsia="Calibri" w:hAnsi="Calibri" w:cs="Calibri"/>
+        </w:rPr>
+        <w:t xml:space="preserve">Designed all promotional materials for </w:t>
+      </w:r>
+      <w:r>
+        <w:rPr>
+          <w:rFonts w:ascii="Calibri" w:eastAsia="Calibri" w:hAnsi="Calibri" w:cs="Calibri"/>
+        </w:rPr>
+        <w:t xml:space="preserve">all of the office </w:t>
+      </w:r>
+      <w:r>
+        <w:rPr>
+          <w:rFonts w:ascii="Calibri" w:eastAsia="Calibri" w:hAnsi="Calibri" w:cs="Calibri"/>
+        </w:rPr>
+        <w:t>business clients.</w:t>
+      </w:r>
+      <w:r>
+        <w:rPr>
+          <w:rFonts w:ascii="Calibri" w:eastAsia="Calibri" w:hAnsi="Calibri" w:cs="Calibri"/>
+        </w:rPr>
+        <w:tab/>
+      </w:r>
+    </w:p>
+    <w:p>
+      <w:pPr>
         <w:spacing w:after="200" w:line="240" w:lineRule="auto"/>
         <w:rPr>
           <w:rFonts w:ascii="Calibri" w:eastAsia="Calibri" w:hAnsi="Calibri" w:cs="Calibri"/>
@@ -1296,11 +1388,6 @@
         </w:rPr>
         <w:tab/>
       </w:r>
-    </w:p>
-    <w:p>
-      <w:pPr>
-        <w:spacing w:after="200" w:line="240" w:lineRule="auto"/>
-      </w:pPr>
       <w:r>
         <w:rPr>
           <w:rFonts w:ascii="Calibri" w:eastAsia="Calibri" w:hAnsi="Calibri" w:cs="Calibri"/>
@@ -3124,7 +3211,7 @@
   <a:extraClrSchemeLst/>
   <a:extLst>
     <a:ext uri="{05A4C25C-085E-4340-85A3-A5531E510DB2}">
-      <thm15:themeFamily xmlns="" xmlns:thm15="http://schemas.microsoft.com/office/thememl/2012/main" name="Office Theme" id="{62F939B6-93AF-4DB8-9C6B-D6C7DFDC589F}" vid="{4A3C46E8-61CC-4603-A589-7422A47A8E4A}"/>
+      <thm15:themeFamily xmlns:thm15="http://schemas.microsoft.com/office/thememl/2012/main" xmlns="" name="Office Theme" id="{62F939B6-93AF-4DB8-9C6B-D6C7DFDC589F}" vid="{4A3C46E8-61CC-4603-A589-7422A47A8E4A}"/>
     </a:ext>
   </a:extLst>
 </a:theme>

--- a/src/assets/cv/Lital_Gottlieb_CV.docx
+++ b/src/assets/cv/Lital_Gottlieb_CV.docx
@@ -105,14 +105,12 @@
         </w:rPr>
         <w:br/>
       </w:r>
-      <w:proofErr w:type="gramStart"/>
       <w:r>
         <w:rPr>
           <w:rFonts w:ascii="Calibri" w:eastAsia="Calibri" w:hAnsi="Calibri" w:cs="Calibri"/>
         </w:rPr>
         <w:t>Portfolio</w:t>
       </w:r>
-      <w:proofErr w:type="gramEnd"/>
       <w:r>
         <w:rPr>
           <w:rFonts w:ascii="Calibri" w:eastAsia="Calibri" w:hAnsi="Calibri" w:cs="Calibri"/>
@@ -138,21 +136,7 @@
         <w:rPr>
           <w:rFonts w:ascii="Calibri" w:eastAsia="Calibri" w:hAnsi="Calibri" w:cs="Calibri"/>
         </w:rPr>
-        <w:t xml:space="preserve">   </w:t>
-      </w:r>
-      <w:proofErr w:type="spellStart"/>
-      <w:r>
-        <w:rPr>
-          <w:rFonts w:ascii="Calibri" w:eastAsia="Calibri" w:hAnsi="Calibri" w:cs="Calibri"/>
-        </w:rPr>
-        <w:t>Github</w:t>
-      </w:r>
-      <w:proofErr w:type="spellEnd"/>
-      <w:r>
-        <w:rPr>
-          <w:rFonts w:ascii="Calibri" w:eastAsia="Calibri" w:hAnsi="Calibri" w:cs="Calibri"/>
-        </w:rPr>
-        <w:t xml:space="preserve">:  </w:t>
+        <w:t xml:space="preserve">   Github:  </w:t>
       </w:r>
       <w:hyperlink r:id="rId8" w:history="1">
         <w:r>
@@ -792,41 +776,19 @@
         <w:rPr>
           <w:rFonts w:ascii="Calibri" w:eastAsia="Calibri" w:hAnsi="Calibri" w:cs="Calibri"/>
         </w:rPr>
+        <w:t xml:space="preserve"> </w:t>
+      </w:r>
+      <w:r>
+        <w:rPr>
+          <w:rFonts w:ascii="Calibri" w:eastAsia="Calibri" w:hAnsi="Calibri" w:cs="Calibri"/>
+        </w:rPr>
         <w:t>f</w:t>
       </w:r>
       <w:r>
         <w:rPr>
           <w:rFonts w:ascii="Calibri" w:eastAsia="Calibri" w:hAnsi="Calibri" w:cs="Calibri"/>
         </w:rPr>
-        <w:t xml:space="preserve">or </w:t>
-      </w:r>
-      <w:proofErr w:type="spellStart"/>
-      <w:r>
-        <w:rPr>
-          <w:rFonts w:ascii="Calibri" w:eastAsia="Calibri" w:hAnsi="Calibri" w:cs="Calibri"/>
-        </w:rPr>
-        <w:t>Dvir</w:t>
-      </w:r>
-      <w:proofErr w:type="spellEnd"/>
-      <w:r>
-        <w:rPr>
-          <w:rFonts w:ascii="Calibri" w:eastAsia="Calibri" w:hAnsi="Calibri" w:cs="Calibri"/>
-        </w:rPr>
-        <w:t xml:space="preserve"> </w:t>
-      </w:r>
-      <w:proofErr w:type="spellStart"/>
-      <w:r>
-        <w:rPr>
-          <w:rFonts w:ascii="Calibri" w:eastAsia="Calibri" w:hAnsi="Calibri" w:cs="Calibri"/>
-        </w:rPr>
-        <w:t>Nahmani</w:t>
-      </w:r>
-      <w:proofErr w:type="spellEnd"/>
-      <w:r>
-        <w:rPr>
-          <w:rFonts w:ascii="Calibri" w:eastAsia="Calibri" w:hAnsi="Calibri" w:cs="Calibri"/>
-        </w:rPr>
-        <w:t xml:space="preserve">  </w:t>
+        <w:t xml:space="preserve">or Dvir Nahmani  </w:t>
       </w:r>
       <w:r>
         <w:rPr>
@@ -844,7 +806,7 @@
         <w:rPr>
           <w:rFonts w:ascii="Calibri" w:eastAsia="Calibri" w:hAnsi="Calibri" w:cs="Calibri"/>
         </w:rPr>
-        <w:t>2018-2020</w:t>
+        <w:t>2019-current</w:t>
       </w:r>
       <w:r>
         <w:rPr>
@@ -906,15 +868,7 @@
         <w:rPr>
           <w:rFonts w:ascii="Calibri" w:eastAsia="Calibri" w:hAnsi="Calibri" w:cs="Calibri"/>
         </w:rPr>
-        <w:t>quick and efficient techniques for pixel</w:t>
-      </w:r>
-      <w:bookmarkStart w:id="0" w:name="_GoBack"/>
-      <w:bookmarkEnd w:id="0"/>
-      <w:r>
-        <w:rPr>
-          <w:rFonts w:ascii="Calibri" w:eastAsia="Calibri" w:hAnsi="Calibri" w:cs="Calibri"/>
-        </w:rPr>
-        <w:t xml:space="preserve"> perfect designs</w:t>
+        <w:t>quick and efficient techniques for pixel perfect designs</w:t>
       </w:r>
       <w:r>
         <w:rPr>
@@ -985,28 +939,18 @@
         </w:rPr>
         <w:t xml:space="preserve"> </w:t>
       </w:r>
-      <w:proofErr w:type="spellStart"/>
-      <w:r>
-        <w:rPr>
-          <w:rFonts w:ascii="Calibri" w:eastAsia="Calibri" w:hAnsi="Calibri" w:cs="Calibri"/>
-        </w:rPr>
-        <w:t>Petach</w:t>
-      </w:r>
-      <w:proofErr w:type="spellEnd"/>
-      <w:r>
-        <w:rPr>
-          <w:rFonts w:ascii="Calibri" w:eastAsia="Calibri" w:hAnsi="Calibri" w:cs="Calibri"/>
-        </w:rPr>
-        <w:t xml:space="preserve"> </w:t>
-      </w:r>
-      <w:proofErr w:type="spellStart"/>
+      <w:r>
+        <w:rPr>
+          <w:rFonts w:ascii="Calibri" w:eastAsia="Calibri" w:hAnsi="Calibri" w:cs="Calibri"/>
+        </w:rPr>
+        <w:t xml:space="preserve">Petach </w:t>
+      </w:r>
       <w:r>
         <w:rPr>
           <w:rFonts w:ascii="Calibri" w:eastAsia="Calibri" w:hAnsi="Calibri" w:cs="Calibri"/>
         </w:rPr>
         <w:t>Tikvah</w:t>
       </w:r>
-      <w:proofErr w:type="spellEnd"/>
       <w:r>
         <w:rPr>
           <w:rFonts w:ascii="Calibri" w:eastAsia="Calibri" w:hAnsi="Calibri" w:cs="Calibri"/>
@@ -1134,27 +1078,13 @@
         <w:rPr>
           <w:rFonts w:ascii="Calibri" w:eastAsia="Calibri" w:hAnsi="Calibri" w:cs="Calibri"/>
         </w:rPr>
-        <w:t xml:space="preserve">Facebook and </w:t>
-      </w:r>
-      <w:proofErr w:type="spellStart"/>
-      <w:r>
-        <w:rPr>
-          <w:rFonts w:ascii="Calibri" w:eastAsia="Calibri" w:hAnsi="Calibri" w:cs="Calibri"/>
-        </w:rPr>
-        <w:t>I</w:t>
-      </w:r>
-      <w:r>
-        <w:rPr>
-          <w:rFonts w:ascii="Calibri" w:eastAsia="Calibri" w:hAnsi="Calibri" w:cs="Calibri"/>
-        </w:rPr>
-        <w:t>nstagram</w:t>
-      </w:r>
-      <w:proofErr w:type="spellEnd"/>
-      <w:r>
-        <w:rPr>
-          <w:rFonts w:ascii="Calibri" w:eastAsia="Calibri" w:hAnsi="Calibri" w:cs="Calibri"/>
-        </w:rPr>
-        <w:t xml:space="preserve">. </w:t>
+        <w:t>Facebook and I</w:t>
+      </w:r>
+      <w:r>
+        <w:rPr>
+          <w:rFonts w:ascii="Calibri" w:eastAsia="Calibri" w:hAnsi="Calibri" w:cs="Calibri"/>
+        </w:rPr>
+        <w:t xml:space="preserve">nstagram. </w:t>
       </w:r>
     </w:p>
     <w:p>
@@ -1176,19 +1106,11 @@
         </w:rPr>
         <w:t>DCPR, Ramat-</w:t>
       </w:r>
-      <w:proofErr w:type="spellStart"/>
-      <w:r>
-        <w:rPr>
-          <w:rFonts w:ascii="Calibri" w:eastAsia="Calibri" w:hAnsi="Calibri" w:cs="Calibri"/>
-        </w:rPr>
-        <w:t>Gan</w:t>
-      </w:r>
-      <w:proofErr w:type="spellEnd"/>
-      <w:r>
-        <w:rPr>
-          <w:rFonts w:ascii="Calibri" w:eastAsia="Calibri" w:hAnsi="Calibri" w:cs="Calibri"/>
-        </w:rPr>
-        <w:t xml:space="preserve">, Israel </w:t>
+      <w:r>
+        <w:rPr>
+          <w:rFonts w:ascii="Calibri" w:eastAsia="Calibri" w:hAnsi="Calibri" w:cs="Calibri"/>
+        </w:rPr>
+        <w:t xml:space="preserve">Gan, Israel </w:t>
       </w:r>
       <w:r>
         <w:rPr>
@@ -1276,13 +1198,15 @@
         <w:rPr>
           <w:rFonts w:ascii="Calibri" w:eastAsia="Calibri" w:hAnsi="Calibri" w:cs="Calibri"/>
         </w:rPr>
-        <w:t xml:space="preserve">all of the office </w:t>
-      </w:r>
-      <w:r>
-        <w:rPr>
-          <w:rFonts w:ascii="Calibri" w:eastAsia="Calibri" w:hAnsi="Calibri" w:cs="Calibri"/>
-        </w:rPr>
-        <w:t>business clients.</w:t>
+        <w:t>every business client in the office</w:t>
+      </w:r>
+      <w:bookmarkStart w:id="0" w:name="_GoBack"/>
+      <w:bookmarkEnd w:id="0"/>
+      <w:r>
+        <w:rPr>
+          <w:rFonts w:ascii="Calibri" w:eastAsia="Calibri" w:hAnsi="Calibri" w:cs="Calibri"/>
+        </w:rPr>
+        <w:t>.</w:t>
       </w:r>
       <w:r>
         <w:rPr>
@@ -1331,21 +1255,7 @@
           <w:rFonts w:ascii="Calibri" w:eastAsia="Calibri" w:hAnsi="Calibri" w:cs="Calibri"/>
         </w:rPr>
         <w:br/>
-        <w:t xml:space="preserve">Combat Training Commander in youth &amp; education force at </w:t>
-      </w:r>
-      <w:proofErr w:type="spellStart"/>
-      <w:r>
-        <w:rPr>
-          <w:rFonts w:ascii="Calibri" w:eastAsia="Calibri" w:hAnsi="Calibri" w:cs="Calibri"/>
-        </w:rPr>
-        <w:t>Michve-Alon</w:t>
-      </w:r>
-      <w:proofErr w:type="spellEnd"/>
-      <w:r>
-        <w:rPr>
-          <w:rFonts w:ascii="Calibri" w:eastAsia="Calibri" w:hAnsi="Calibri" w:cs="Calibri"/>
-        </w:rPr>
-        <w:t xml:space="preserve"> (2007- 2009)</w:t>
+        <w:t>Combat Training Commander in youth &amp; education force at Michve-Alon (2007- 2009)</w:t>
       </w:r>
       <w:r>
         <w:rPr>
@@ -3211,7 +3121,7 @@
   <a:extraClrSchemeLst/>
   <a:extLst>
     <a:ext uri="{05A4C25C-085E-4340-85A3-A5531E510DB2}">
-      <thm15:themeFamily xmlns:thm15="http://schemas.microsoft.com/office/thememl/2012/main" xmlns="" name="Office Theme" id="{62F939B6-93AF-4DB8-9C6B-D6C7DFDC589F}" vid="{4A3C46E8-61CC-4603-A589-7422A47A8E4A}"/>
+      <thm15:themeFamily xmlns="" xmlns:thm15="http://schemas.microsoft.com/office/thememl/2012/main" name="Office Theme" id="{62F939B6-93AF-4DB8-9C6B-D6C7DFDC589F}" vid="{4A3C46E8-61CC-4603-A589-7422A47A8E4A}"/>
     </a:ext>
   </a:extLst>
 </a:theme>
